--- a/backend/templates/EDOMEX_AP_H_SOLTERO.docx
+++ b/backend/templates/EDOMEX_AP_H_SOLTERO.docx
@@ -242,8 +242,8 @@
         </w:rPr>
         <w:t>--</w:t>
       </w:r>
-      <w:bookmarkStart w:id="0" w:name="_Hlk25759886"/>
-      <w:bookmarkStart w:id="1" w:name="_Hlk30500945"/>
+      <w:bookmarkStart w:id="0" w:name="_Hlk30500945"/>
+      <w:bookmarkStart w:id="1" w:name="_Hlk25759886"/>
       <w:r>
         <w:rPr>
           <w:rFonts w:ascii="Arial" w:hAnsi="Arial" w:cs="Arial"/>
@@ -325,26 +325,26 @@
         </w:rPr>
         <w:t>/</w:t>
       </w:r>
+      <w:bookmarkEnd w:id="0"/>
+      <w:r>
+        <w:rPr>
+          <w:rFonts w:ascii="Arial" w:hAnsi="Arial" w:cs="Arial"/>
+          <w:sz w:val="14"/>
+          <w:szCs w:val="14"/>
+          <w:lang w:val="pt-PT"/>
+        </w:rPr>
+        <w:t>JCOR</w:t>
+      </w:r>
+      <w:r>
+        <w:rPr>
+          <w:rFonts w:ascii="Arial" w:hAnsi="Arial" w:cs="Arial"/>
+          <w:sz w:val="14"/>
+          <w:szCs w:val="14"/>
+          <w:lang w:val="pt-PT"/>
+        </w:rPr>
+        <w:t>/</w:t>
+      </w:r>
       <w:bookmarkEnd w:id="1"/>
-      <w:r>
-        <w:rPr>
-          <w:rFonts w:ascii="Arial" w:hAnsi="Arial" w:cs="Arial"/>
-          <w:sz w:val="14"/>
-          <w:szCs w:val="14"/>
-          <w:lang w:val="pt-PT"/>
-        </w:rPr>
-        <w:t>JCOR</w:t>
-      </w:r>
-      <w:r>
-        <w:rPr>
-          <w:rFonts w:ascii="Arial" w:hAnsi="Arial" w:cs="Arial"/>
-          <w:sz w:val="14"/>
-          <w:szCs w:val="14"/>
-          <w:lang w:val="pt-PT"/>
-        </w:rPr>
-        <w:t>/</w:t>
-      </w:r>
-      <w:bookmarkEnd w:id="0"/>
       <w:r>
         <w:rPr>
           <w:rFonts w:ascii="Arial" w:hAnsi="Arial" w:cs="Arial"/>
@@ -447,8 +447,8 @@
         </w:rPr>
         <w:tab/>
       </w:r>
-      <w:bookmarkStart w:id="2" w:name="_Hlk15562154"/>
-      <w:bookmarkStart w:id="3" w:name="_Hlk43303158"/>
+      <w:bookmarkStart w:id="2" w:name="_Hlk43303158"/>
+      <w:bookmarkStart w:id="3" w:name="_Hlk15562154"/>
     </w:p>
     <w:p>
       <w:pPr>
@@ -637,7 +637,7 @@
           <w:sz w:val="14"/>
           <w:szCs w:val="14"/>
         </w:rPr>
-        <w:t>***</w:t>
+        <w:t>{{ nombre_acreditado }}</w:t>
       </w:r>
       <w:r>
         <w:rPr>
@@ -695,7 +695,7 @@
         </w:rPr>
         <w:tab/>
       </w:r>
-      <w:bookmarkEnd w:id="3"/>
+      <w:bookmarkEnd w:id="2"/>
     </w:p>
     <w:p>
       <w:pPr>
@@ -970,7 +970,7 @@
         <w:tab/>
       </w:r>
     </w:p>
-    <w:bookmarkEnd w:id="2"/>
+    <w:bookmarkEnd w:id="3"/>
     <w:p>
       <w:pPr>
         <w:pStyle w:val="Sinespaciado"/>
@@ -1477,7 +1477,476 @@
           <w:sz w:val="14"/>
           <w:szCs w:val="14"/>
         </w:rPr>
-        <w:t xml:space="preserve">                                        </w:t>
+        <w:t xml:space="preserve"> </w:t>
+      </w:r>
+      <w:r>
+        <w:rPr>
+          <w:rFonts w:ascii="Arial" w:eastAsia="Batang" w:hAnsi="Arial" w:cs="Arial"/>
+          <w:sz w:val="14"/>
+          <w:szCs w:val="14"/>
+        </w:rPr>
+        <w:t>{{ numero_escritura }}</w:t>
+      </w:r>
+      <w:r>
+        <w:rPr>
+          <w:rFonts w:ascii="Arial" w:eastAsia="Batang" w:hAnsi="Arial" w:cs="Arial"/>
+          <w:sz w:val="14"/>
+          <w:szCs w:val="14"/>
+        </w:rPr>
+        <w:t>,</w:t>
+      </w:r>
+      <w:r>
+        <w:rPr>
+          <w:rFonts w:ascii="Arial" w:eastAsia="Batang" w:hAnsi="Arial" w:cs="Arial"/>
+          <w:sz w:val="14"/>
+          <w:szCs w:val="14"/>
+        </w:rPr>
+        <w:t xml:space="preserve"> </w:t>
+      </w:r>
+      <w:r>
+        <w:rPr>
+          <w:rFonts w:ascii="Arial" w:eastAsia="Batang" w:hAnsi="Arial" w:cs="Arial"/>
+          <w:sz w:val="14"/>
+          <w:szCs w:val="14"/>
+        </w:rPr>
+        <w:t>de fecha</w:t>
+      </w:r>
+      <w:r>
+        <w:rPr>
+          <w:rFonts w:ascii="Arial" w:eastAsia="Batang" w:hAnsi="Arial" w:cs="Arial"/>
+          <w:sz w:val="14"/>
+          <w:szCs w:val="14"/>
+        </w:rPr>
+        <w:t xml:space="preserve"> </w:t>
+      </w:r>
+      <w:r>
+        <w:rPr>
+          <w:rFonts w:ascii="Arial" w:eastAsia="Batang" w:hAnsi="Arial" w:cs="Arial"/>
+          <w:sz w:val="14"/>
+          <w:szCs w:val="14"/>
+        </w:rPr>
+        <w:t>{{ fecha_escritura }}</w:t>
+      </w:r>
+      <w:r>
+        <w:rPr>
+          <w:rFonts w:ascii="Arial" w:eastAsia="Batang" w:hAnsi="Arial" w:cs="Arial"/>
+          <w:sz w:val="14"/>
+          <w:szCs w:val="14"/>
+        </w:rPr>
+        <w:t xml:space="preserve">, </w:t>
+      </w:r>
+      <w:bookmarkStart w:id="4" w:name="_Hlk150602556"/>
+      <w:r>
+        <w:rPr>
+          <w:rFonts w:ascii="Arial" w:eastAsia="Batang" w:hAnsi="Arial" w:cs="Arial"/>
+          <w:sz w:val="14"/>
+          <w:szCs w:val="14"/>
+          <w:lang w:val="es-ES"/>
+        </w:rPr>
+        <w:t>otorgado</w:t>
+      </w:r>
+      <w:r>
+        <w:rPr>
+          <w:rFonts w:ascii="Arial" w:eastAsia="Batang" w:hAnsi="Arial" w:cs="Arial"/>
+          <w:sz w:val="14"/>
+          <w:szCs w:val="14"/>
+          <w:lang w:val="es-ES"/>
+        </w:rPr>
+        <w:t xml:space="preserve"> </w:t>
+      </w:r>
+      <w:bookmarkStart w:id="5" w:name="_Hlk151636953"/>
+      <w:bookmarkStart w:id="6" w:name="_Hlk158714777"/>
+      <w:r>
+        <w:rPr>
+          <w:rFonts w:ascii="Arial" w:eastAsia="Batang" w:hAnsi="Arial" w:cs="Arial"/>
+          <w:sz w:val="14"/>
+          <w:szCs w:val="14"/>
+          <w:lang w:val="es-ES"/>
+        </w:rPr>
+        <w:t xml:space="preserve">ante </w:t>
+      </w:r>
+      <w:r>
+        <w:rPr>
+          <w:rFonts w:ascii="Arial" w:eastAsia="Batang" w:hAnsi="Arial" w:cs="Arial"/>
+          <w:sz w:val="14"/>
+          <w:szCs w:val="14"/>
+          <w:lang w:val="es-ES"/>
+        </w:rPr>
+        <w:t xml:space="preserve">la fe del Licenciado </w:t>
+      </w:r>
+      <w:bookmarkEnd w:id="4"/>
+      <w:bookmarkEnd w:id="5"/>
+      <w:bookmarkEnd w:id="6"/>
+      <w:r>
+        <w:rPr>
+          <w:rFonts w:ascii="Arial" w:eastAsia="Batang" w:hAnsi="Arial" w:cs="Arial"/>
+          <w:sz w:val="14"/>
+          <w:szCs w:val="14"/>
+          <w:lang w:val="es-ES"/>
+        </w:rPr>
+        <w:t>{{ notario_origen_completo }}</w:t>
+      </w:r>
+      <w:r>
+        <w:rPr>
+          <w:rFonts w:ascii="Arial" w:eastAsia="Batang" w:hAnsi="Arial" w:cs="Arial"/>
+          <w:sz w:val="14"/>
+          <w:szCs w:val="14"/>
+        </w:rPr>
+        <w:t>,</w:t>
+      </w:r>
+      <w:r>
+        <w:rPr>
+          <w:rFonts w:ascii="Arial" w:eastAsia="Batang" w:hAnsi="Arial" w:cs="Arial"/>
+          <w:sz w:val="14"/>
+          <w:szCs w:val="14"/>
+        </w:rPr>
+        <w:t xml:space="preserve"> se hizo constar </w:t>
+      </w:r>
+      <w:r>
+        <w:rPr>
+          <w:rFonts w:ascii="Arial" w:eastAsia="Batang" w:hAnsi="Arial" w:cs="Arial"/>
+          <w:sz w:val="14"/>
+          <w:szCs w:val="14"/>
+        </w:rPr>
+        <w:t>entre otros actos</w:t>
+      </w:r>
+      <w:r>
+        <w:rPr>
+          <w:rFonts w:ascii="Arial" w:eastAsia="Batang" w:hAnsi="Arial" w:cs="Arial"/>
+          <w:sz w:val="14"/>
+          <w:szCs w:val="14"/>
+        </w:rPr>
+        <w:t>,</w:t>
+      </w:r>
+      <w:r>
+        <w:rPr>
+          <w:rFonts w:ascii="Arial" w:eastAsia="Batang" w:hAnsi="Arial" w:cs="Arial"/>
+          <w:sz w:val="14"/>
+          <w:szCs w:val="14"/>
+        </w:rPr>
+        <w:t xml:space="preserve"> </w:t>
+      </w:r>
+      <w:r>
+        <w:rPr>
+          <w:rFonts w:ascii="Arial" w:eastAsia="Batang" w:hAnsi="Arial" w:cs="Arial"/>
+          <w:bCs/>
+          <w:sz w:val="14"/>
+          <w:szCs w:val="14"/>
+        </w:rPr>
+        <w:t xml:space="preserve">el </w:t>
+      </w:r>
+      <w:r>
+        <w:rPr>
+          <w:rFonts w:ascii="Arial" w:eastAsia="Batang" w:hAnsi="Arial" w:cs="Arial"/>
+          <w:bCs/>
+          <w:sz w:val="14"/>
+          <w:szCs w:val="14"/>
+        </w:rPr>
+        <w:t>otorgamiento de crédito y constitución de garantía hipotecaria</w:t>
+      </w:r>
+      <w:r>
+        <w:rPr>
+          <w:rFonts w:ascii="Arial" w:eastAsia="Batang" w:hAnsi="Arial" w:cs="Arial"/>
+          <w:bCs/>
+          <w:sz w:val="14"/>
+          <w:szCs w:val="14"/>
+        </w:rPr>
+        <w:t>,</w:t>
+      </w:r>
+      <w:r>
+        <w:rPr>
+          <w:rFonts w:ascii="Arial" w:eastAsia="Batang" w:hAnsi="Arial" w:cs="Arial"/>
+          <w:b/>
+          <w:sz w:val="14"/>
+          <w:szCs w:val="14"/>
+        </w:rPr>
+        <w:t xml:space="preserve"> </w:t>
+      </w:r>
+      <w:r>
+        <w:rPr>
+          <w:rFonts w:ascii="Arial" w:eastAsia="Batang" w:hAnsi="Arial" w:cs="Arial"/>
+          <w:sz w:val="14"/>
+          <w:szCs w:val="14"/>
+        </w:rPr>
+        <w:t>por medio del cual</w:t>
+      </w:r>
+      <w:r>
+        <w:rPr>
+          <w:rFonts w:ascii="Arial" w:eastAsia="Batang" w:hAnsi="Arial" w:cs="Arial"/>
+          <w:sz w:val="14"/>
+          <w:szCs w:val="14"/>
+        </w:rPr>
+        <w:t xml:space="preserve"> el</w:t>
+      </w:r>
+      <w:r>
+        <w:rPr>
+          <w:rFonts w:ascii="Arial" w:eastAsia="Batang" w:hAnsi="Arial" w:cs="Arial"/>
+          <w:sz w:val="14"/>
+          <w:szCs w:val="14"/>
+        </w:rPr>
+        <w:t xml:space="preserve"> </w:t>
+      </w:r>
+      <w:r>
+        <w:rPr>
+          <w:rFonts w:ascii="Arial" w:eastAsia="Batang" w:hAnsi="Arial" w:cs="Arial"/>
+          <w:b/>
+          <w:sz w:val="14"/>
+          <w:szCs w:val="14"/>
+        </w:rPr>
+        <w:t xml:space="preserve">INSTITUTO DEL FONDO NACIONAL </w:t>
+      </w:r>
+      <w:r>
+        <w:rPr>
+          <w:rFonts w:ascii="Arial" w:eastAsia="Batang" w:hAnsi="Arial" w:cs="Arial"/>
+          <w:b/>
+          <w:sz w:val="14"/>
+          <w:szCs w:val="14"/>
+        </w:rPr>
+        <w:t xml:space="preserve">DE LA VIVIENDA </w:t>
+      </w:r>
+      <w:r>
+        <w:rPr>
+          <w:rFonts w:ascii="Arial" w:eastAsia="Batang" w:hAnsi="Arial" w:cs="Arial"/>
+          <w:b/>
+          <w:sz w:val="14"/>
+          <w:szCs w:val="14"/>
+        </w:rPr>
+        <w:t>PARA LOS TRABAJADORES</w:t>
+      </w:r>
+      <w:r>
+        <w:rPr>
+          <w:rFonts w:ascii="Arial" w:eastAsia="Batang" w:hAnsi="Arial" w:cs="Arial"/>
+          <w:sz w:val="14"/>
+          <w:szCs w:val="14"/>
+        </w:rPr>
+        <w:t>,</w:t>
+      </w:r>
+      <w:r>
+        <w:rPr>
+          <w:rFonts w:ascii="Arial" w:eastAsia="Batang" w:hAnsi="Arial" w:cs="Arial"/>
+          <w:b/>
+          <w:sz w:val="14"/>
+          <w:szCs w:val="14"/>
+        </w:rPr>
+        <w:t xml:space="preserve"> </w:t>
+      </w:r>
+      <w:r>
+        <w:rPr>
+          <w:rFonts w:ascii="Arial" w:eastAsia="Batang" w:hAnsi="Arial" w:cs="Arial"/>
+          <w:sz w:val="14"/>
+          <w:szCs w:val="14"/>
+        </w:rPr>
+        <w:t>otorg</w:t>
+      </w:r>
+      <w:r>
+        <w:rPr>
+          <w:rFonts w:ascii="Arial" w:eastAsia="Batang" w:hAnsi="Arial" w:cs="Arial"/>
+          <w:sz w:val="14"/>
+          <w:szCs w:val="14"/>
+        </w:rPr>
+        <w:t>ó</w:t>
+      </w:r>
+      <w:r>
+        <w:rPr>
+          <w:rFonts w:ascii="Arial" w:eastAsia="Batang" w:hAnsi="Arial" w:cs="Arial"/>
+          <w:sz w:val="14"/>
+          <w:szCs w:val="14"/>
+        </w:rPr>
+        <w:t xml:space="preserve"> </w:t>
+      </w:r>
+      <w:r>
+        <w:rPr>
+          <w:rFonts w:ascii="Arial" w:eastAsia="Batang" w:hAnsi="Arial" w:cs="Arial"/>
+          <w:sz w:val="14"/>
+          <w:szCs w:val="14"/>
+        </w:rPr>
+        <w:t>a</w:t>
+      </w:r>
+      <w:r>
+        <w:rPr>
+          <w:rFonts w:ascii="Arial" w:eastAsia="Batang" w:hAnsi="Arial" w:cs="Arial"/>
+          <w:sz w:val="14"/>
+          <w:szCs w:val="14"/>
+        </w:rPr>
+        <w:t>l</w:t>
+      </w:r>
+      <w:r>
+        <w:rPr>
+          <w:rFonts w:ascii="Arial" w:eastAsia="Batang" w:hAnsi="Arial" w:cs="Arial"/>
+          <w:sz w:val="14"/>
+          <w:szCs w:val="14"/>
+        </w:rPr>
+        <w:t xml:space="preserve"> señor</w:t>
+      </w:r>
+      <w:r>
+        <w:rPr>
+          <w:rFonts w:ascii="Arial" w:hAnsi="Arial" w:cs="Arial"/>
+          <w:b/>
+          <w:bCs/>
+          <w:sz w:val="14"/>
+          <w:szCs w:val="14"/>
+          <w:lang w:val="es-ES"/>
+        </w:rPr>
+        <w:t xml:space="preserve"> </w:t>
+      </w:r>
+      <w:r>
+        <w:rPr>
+          <w:rFonts w:ascii="Arial" w:hAnsi="Arial" w:cs="Arial"/>
+          <w:b/>
+          <w:bCs/>
+          <w:sz w:val="14"/>
+          <w:szCs w:val="14"/>
+          <w:lang w:val="es-ES"/>
+        </w:rPr>
+        <w:t>{{ nombre_acreditado }}</w:t>
+      </w:r>
+      <w:r>
+        <w:rPr>
+          <w:rFonts w:ascii="Arial" w:hAnsi="Arial" w:cs="Arial"/>
+          <w:bCs/>
+          <w:sz w:val="14"/>
+          <w:szCs w:val="14"/>
+        </w:rPr>
+        <w:t xml:space="preserve">, </w:t>
+      </w:r>
+      <w:r>
+        <w:rPr>
+          <w:rFonts w:ascii="Arial" w:eastAsia="Batang" w:hAnsi="Arial" w:cs="Arial"/>
+          <w:bCs/>
+          <w:sz w:val="14"/>
+          <w:szCs w:val="14"/>
+        </w:rPr>
+        <w:t xml:space="preserve">un crédito </w:t>
+      </w:r>
+      <w:r>
+        <w:rPr>
+          <w:rFonts w:ascii="Arial" w:eastAsia="Batang" w:hAnsi="Arial" w:cs="Arial"/>
+          <w:sz w:val="14"/>
+          <w:szCs w:val="14"/>
+        </w:rPr>
+        <w:t>hasta</w:t>
+      </w:r>
+      <w:r>
+        <w:rPr>
+          <w:rFonts w:ascii="Arial" w:eastAsia="Batang" w:hAnsi="Arial" w:cs="Arial"/>
+          <w:sz w:val="14"/>
+          <w:szCs w:val="14"/>
+        </w:rPr>
+        <w:t xml:space="preserve"> por</w:t>
+      </w:r>
+      <w:r>
+        <w:rPr>
+          <w:rFonts w:ascii="Arial" w:eastAsia="Batang" w:hAnsi="Arial" w:cs="Arial"/>
+          <w:sz w:val="14"/>
+          <w:szCs w:val="14"/>
+        </w:rPr>
+        <w:t xml:space="preserve"> </w:t>
+      </w:r>
+      <w:r>
+        <w:rPr>
+          <w:rFonts w:ascii="Arial" w:eastAsia="Batang" w:hAnsi="Arial" w:cs="Arial"/>
+          <w:sz w:val="14"/>
+          <w:szCs w:val="14"/>
+        </w:rPr>
+        <w:t>{{ crédito_a_salario }}</w:t>
+      </w:r>
+      <w:r>
+        <w:rPr>
+          <w:rFonts w:ascii="Arial" w:eastAsia="Batang" w:hAnsi="Arial" w:cs="Arial"/>
+          <w:sz w:val="14"/>
+          <w:szCs w:val="14"/>
+        </w:rPr>
+        <w:t xml:space="preserve"> </w:t>
+      </w:r>
+      <w:r>
+        <w:rPr>
+          <w:rFonts w:ascii="Arial" w:eastAsia="Batang" w:hAnsi="Arial" w:cs="Arial"/>
+          <w:sz w:val="14"/>
+          <w:szCs w:val="14"/>
+        </w:rPr>
+        <w:t>veces el salario mínimo mensual vigente en ese entonces en el Distrito Federal</w:t>
+      </w:r>
+      <w:r>
+        <w:rPr>
+          <w:rFonts w:ascii="Arial" w:eastAsia="Batang" w:hAnsi="Arial" w:cs="Arial"/>
+          <w:b/>
+          <w:bCs/>
+          <w:iCs/>
+          <w:sz w:val="14"/>
+          <w:szCs w:val="14"/>
+          <w:lang w:val="es-MX"/>
+        </w:rPr>
+        <w:t xml:space="preserve">, </w:t>
+      </w:r>
+      <w:r>
+        <w:rPr>
+          <w:rFonts w:ascii="Arial" w:eastAsia="Batang" w:hAnsi="Arial" w:cs="Arial"/>
+          <w:iCs/>
+          <w:sz w:val="14"/>
+          <w:szCs w:val="14"/>
+          <w:lang w:val="es-MX"/>
+        </w:rPr>
+        <w:t xml:space="preserve">equivalente a esa fecha a la cantidad de </w:t>
+      </w:r>
+      <w:r>
+        <w:rPr>
+          <w:rFonts w:ascii="Arial" w:eastAsia="Batang" w:hAnsi="Arial" w:cs="Arial"/>
+          <w:b/>
+          <w:bCs/>
+          <w:iCs/>
+          <w:sz w:val="14"/>
+          <w:szCs w:val="14"/>
+          <w:lang w:val="es-MX"/>
+        </w:rPr>
+        <w:t>{{ monto_credito }}</w:t>
+      </w:r>
+      <w:r>
+        <w:rPr>
+          <w:rFonts w:ascii="Arial" w:eastAsia="Batang" w:hAnsi="Arial" w:cs="Arial"/>
+          <w:b/>
+          <w:bCs/>
+          <w:iCs/>
+          <w:sz w:val="14"/>
+          <w:szCs w:val="14"/>
+          <w:lang w:val="es-MX"/>
+        </w:rPr>
+        <w:t>,</w:t>
+      </w:r>
+      <w:r>
+        <w:rPr>
+          <w:rFonts w:ascii="Arial" w:eastAsia="Batang" w:hAnsi="Arial" w:cs="Arial"/>
+          <w:b/>
+          <w:bCs/>
+          <w:iCs/>
+          <w:sz w:val="14"/>
+          <w:szCs w:val="14"/>
+          <w:lang w:val="es-MX"/>
+        </w:rPr>
+        <w:t xml:space="preserve"> </w:t>
+      </w:r>
+      <w:r>
+        <w:rPr>
+          <w:rFonts w:ascii="Arial" w:eastAsia="Batang" w:hAnsi="Arial" w:cs="Arial"/>
+          <w:sz w:val="14"/>
+          <w:szCs w:val="14"/>
+        </w:rPr>
+        <w:t>con los intereses y demás accesorios legales ahí precisados</w:t>
+      </w:r>
+      <w:r>
+        <w:rPr>
+          <w:rFonts w:ascii="Arial" w:eastAsia="Batang" w:hAnsi="Arial" w:cs="Arial"/>
+          <w:sz w:val="14"/>
+          <w:szCs w:val="14"/>
+        </w:rPr>
+        <w:t>.</w:t>
+      </w:r>
+      <w:r>
+        <w:rPr>
+          <w:rFonts w:ascii="Arial" w:eastAsia="Batang" w:hAnsi="Arial" w:cs="Arial"/>
+          <w:sz w:val="14"/>
+          <w:szCs w:val="14"/>
+        </w:rPr>
+        <w:tab/>
       </w:r>
     </w:p>
     <w:p>
@@ -1498,15 +1967,71 @@
       </w:pPr>
       <w:r>
         <w:rPr>
-          <w:rFonts w:ascii="Arial" w:eastAsia="Batang" w:hAnsi="Arial" w:cs="Arial"/>
-          <w:sz w:val="14"/>
-          <w:szCs w:val="14"/>
+          <w:rFonts w:ascii="Arial" w:hAnsi="Arial" w:cs="Arial"/>
+          <w:sz w:val="14"/>
+          <w:szCs w:val="14"/>
+          <w:lang w:val="es-MX"/>
+        </w:rPr>
+        <w:t xml:space="preserve">-------- </w:t>
+      </w:r>
+      <w:r>
+        <w:rPr>
+          <w:rFonts w:ascii="Arial" w:eastAsia="Batang" w:hAnsi="Arial" w:cs="Arial"/>
+          <w:sz w:val="14"/>
+          <w:szCs w:val="14"/>
+        </w:rPr>
+        <w:t>P</w:t>
+      </w:r>
+      <w:r>
+        <w:rPr>
+          <w:rFonts w:ascii="Arial" w:eastAsia="Batang" w:hAnsi="Arial" w:cs="Arial"/>
+          <w:sz w:val="14"/>
+          <w:szCs w:val="14"/>
+        </w:rPr>
+        <w:t xml:space="preserve">ara garantizar el puntual y preferente pago del adeudo, </w:t>
+      </w:r>
+      <w:r>
+        <w:rPr>
+          <w:rFonts w:ascii="Arial" w:hAnsi="Arial" w:cs="Arial"/>
+          <w:bCs/>
+          <w:sz w:val="14"/>
+          <w:szCs w:val="14"/>
+        </w:rPr>
+        <w:t>“</w:t>
+      </w:r>
+      <w:r>
+        <w:rPr>
+          <w:rFonts w:ascii="Arial" w:hAnsi="Arial" w:cs="Arial"/>
+          <w:b/>
+          <w:sz w:val="14"/>
+          <w:szCs w:val="14"/>
+        </w:rPr>
+        <w:t>EL ACREDITADO</w:t>
+      </w:r>
+      <w:r>
+        <w:rPr>
+          <w:rFonts w:ascii="Arial" w:hAnsi="Arial" w:cs="Arial"/>
+          <w:bCs/>
+          <w:sz w:val="14"/>
+          <w:szCs w:val="14"/>
+        </w:rPr>
+        <w:t>”</w:t>
+      </w:r>
+      <w:r>
+        <w:rPr>
+          <w:rFonts w:ascii="Arial" w:hAnsi="Arial" w:cs="Arial"/>
+          <w:b/>
+          <w:bCs/>
+          <w:sz w:val="14"/>
+          <w:szCs w:val="14"/>
+          <w:lang w:val="es-ES"/>
         </w:rPr>
         <w:t>,</w:t>
       </w:r>
       <w:r>
         <w:rPr>
           <w:rFonts w:ascii="Arial" w:eastAsia="Batang" w:hAnsi="Arial" w:cs="Arial"/>
+          <w:b/>
           <w:sz w:val="14"/>
           <w:szCs w:val="14"/>
         </w:rPr>
@@ -1518,78 +2043,77 @@
           <w:sz w:val="14"/>
           <w:szCs w:val="14"/>
         </w:rPr>
-        <w:t>de fecha</w:t>
-      </w:r>
-      <w:r>
-        <w:rPr>
-          <w:rFonts w:ascii="Arial" w:eastAsia="Batang" w:hAnsi="Arial" w:cs="Arial"/>
-          <w:sz w:val="14"/>
-          <w:szCs w:val="14"/>
-        </w:rPr>
-        <w:t xml:space="preserve">              </w:t>
-      </w:r>
-      <w:r>
-        <w:rPr>
-          <w:rFonts w:ascii="Arial" w:eastAsia="Batang" w:hAnsi="Arial" w:cs="Arial"/>
-          <w:sz w:val="14"/>
-          <w:szCs w:val="14"/>
-        </w:rPr>
-        <w:t xml:space="preserve">, </w:t>
-      </w:r>
-      <w:bookmarkStart w:id="4" w:name="_Hlk150602556"/>
-      <w:r>
-        <w:rPr>
-          <w:rFonts w:ascii="Arial" w:eastAsia="Batang" w:hAnsi="Arial" w:cs="Arial"/>
-          <w:sz w:val="14"/>
-          <w:szCs w:val="14"/>
-          <w:lang w:val="es-ES"/>
-        </w:rPr>
-        <w:t>otorgado</w:t>
-      </w:r>
-      <w:r>
-        <w:rPr>
-          <w:rFonts w:ascii="Arial" w:eastAsia="Batang" w:hAnsi="Arial" w:cs="Arial"/>
-          <w:sz w:val="14"/>
-          <w:szCs w:val="14"/>
-          <w:lang w:val="es-ES"/>
+        <w:t>constituy</w:t>
+      </w:r>
+      <w:r>
+        <w:rPr>
+          <w:rFonts w:ascii="Arial" w:eastAsia="Batang" w:hAnsi="Arial" w:cs="Arial"/>
+          <w:sz w:val="14"/>
+          <w:szCs w:val="14"/>
+        </w:rPr>
+        <w:t>ó</w:t>
+      </w:r>
+      <w:r>
+        <w:rPr>
+          <w:rFonts w:ascii="Arial" w:eastAsia="Batang" w:hAnsi="Arial" w:cs="Arial"/>
+          <w:sz w:val="14"/>
+          <w:szCs w:val="14"/>
         </w:rPr>
         <w:t xml:space="preserve"> </w:t>
       </w:r>
-      <w:bookmarkStart w:id="5" w:name="_Hlk151636953"/>
-      <w:bookmarkStart w:id="6" w:name="_Hlk158714777"/>
-      <w:r>
-        <w:rPr>
-          <w:rFonts w:ascii="Arial" w:eastAsia="Batang" w:hAnsi="Arial" w:cs="Arial"/>
-          <w:sz w:val="14"/>
-          <w:szCs w:val="14"/>
-          <w:lang w:val="es-ES"/>
-        </w:rPr>
-        <w:t xml:space="preserve">ante </w:t>
-      </w:r>
-      <w:r>
-        <w:rPr>
-          <w:rFonts w:ascii="Arial" w:eastAsia="Batang" w:hAnsi="Arial" w:cs="Arial"/>
-          <w:sz w:val="14"/>
-          <w:szCs w:val="14"/>
-          <w:lang w:val="es-ES"/>
-        </w:rPr>
-        <w:t xml:space="preserve">la fe del Licenciado </w:t>
-      </w:r>
-      <w:bookmarkEnd w:id="4"/>
-      <w:bookmarkEnd w:id="5"/>
-      <w:bookmarkEnd w:id="6"/>
-      <w:r>
-        <w:rPr>
-          <w:rFonts w:ascii="Arial" w:eastAsia="Batang" w:hAnsi="Arial" w:cs="Arial"/>
-          <w:sz w:val="14"/>
-          <w:szCs w:val="14"/>
-          <w:lang w:val="es-ES"/>
-        </w:rPr>
-        <w:t xml:space="preserve">                             </w:t>
-      </w:r>
-      <w:r>
-        <w:rPr>
-          <w:rFonts w:ascii="Arial" w:eastAsia="Batang" w:hAnsi="Arial" w:cs="Arial"/>
+      <w:r>
+        <w:rPr>
+          <w:rFonts w:ascii="Arial" w:eastAsia="Batang" w:hAnsi="Arial" w:cs="Arial"/>
+          <w:sz w:val="14"/>
+          <w:szCs w:val="14"/>
+        </w:rPr>
+        <w:t>hipoteca en primer</w:t>
+      </w:r>
+      <w:r>
+        <w:rPr>
+          <w:rFonts w:ascii="Arial" w:eastAsia="Batang" w:hAnsi="Arial" w:cs="Arial"/>
+          <w:sz w:val="14"/>
+          <w:szCs w:val="14"/>
+        </w:rPr>
+        <w:t xml:space="preserve"> lugar y </w:t>
+      </w:r>
+      <w:r>
+        <w:rPr>
+          <w:rFonts w:ascii="Arial" w:eastAsia="Batang" w:hAnsi="Arial" w:cs="Arial"/>
+          <w:sz w:val="14"/>
+          <w:szCs w:val="14"/>
+        </w:rPr>
+        <w:t xml:space="preserve">grado, </w:t>
+      </w:r>
+      <w:r>
+        <w:rPr>
+          <w:rFonts w:ascii="Arial" w:eastAsia="Batang" w:hAnsi="Arial" w:cs="Arial"/>
+          <w:sz w:val="14"/>
+          <w:szCs w:val="14"/>
+        </w:rPr>
+        <w:t>a</w:t>
+      </w:r>
+      <w:r>
+        <w:rPr>
+          <w:rFonts w:ascii="Arial" w:eastAsia="Batang" w:hAnsi="Arial" w:cs="Arial"/>
+          <w:sz w:val="14"/>
+          <w:szCs w:val="14"/>
+        </w:rPr>
+        <w:t xml:space="preserve"> favor del </w:t>
+      </w:r>
+      <w:r>
+        <w:rPr>
+          <w:rFonts w:ascii="Arial" w:eastAsia="Batang" w:hAnsi="Arial" w:cs="Arial"/>
+          <w:b/>
+          <w:sz w:val="14"/>
+          <w:szCs w:val="14"/>
+        </w:rPr>
+        <w:t>INSTITUTO DEL FONDO NACIONAL DE LA VIVIENDA PARA LOS TRABAJADORES</w:t>
+      </w:r>
+      <w:r>
+        <w:rPr>
+          <w:rFonts w:ascii="Arial" w:eastAsia="Batang" w:hAnsi="Arial" w:cs="Arial"/>
+          <w:bCs/>
           <w:sz w:val="14"/>
           <w:szCs w:val="14"/>
         </w:rPr>
@@ -1601,21 +2125,42 @@
           <w:sz w:val="14"/>
           <w:szCs w:val="14"/>
         </w:rPr>
-        <w:t xml:space="preserve"> se hizo constar </w:t>
-      </w:r>
-      <w:r>
-        <w:rPr>
-          <w:rFonts w:ascii="Arial" w:eastAsia="Batang" w:hAnsi="Arial" w:cs="Arial"/>
-          <w:sz w:val="14"/>
-          <w:szCs w:val="14"/>
-        </w:rPr>
-        <w:t>entre otros actos</w:t>
-      </w:r>
-      <w:r>
-        <w:rPr>
-          <w:rFonts w:ascii="Arial" w:eastAsia="Batang" w:hAnsi="Arial" w:cs="Arial"/>
-          <w:sz w:val="14"/>
-          <w:szCs w:val="14"/>
+        <w:t xml:space="preserve"> </w:t>
+      </w:r>
+      <w:r>
+        <w:rPr>
+          <w:rFonts w:ascii="Arial" w:eastAsia="Batang" w:hAnsi="Arial" w:cs="Arial"/>
+          <w:sz w:val="14"/>
+          <w:szCs w:val="14"/>
+        </w:rPr>
+        <w:t>sobre</w:t>
+      </w:r>
+      <w:r>
+        <w:rPr>
+          <w:rFonts w:ascii="Arial" w:eastAsia="Batang" w:hAnsi="Arial" w:cs="Arial"/>
+          <w:sz w:val="14"/>
+          <w:szCs w:val="14"/>
+        </w:rPr>
+        <w:t xml:space="preserve"> </w:t>
+      </w:r>
+      <w:r>
+        <w:rPr>
+          <w:rFonts w:ascii="Arial" w:eastAsia="Batang" w:hAnsi="Arial" w:cs="Arial"/>
+          <w:b/>
+          <w:bCs/>
+          <w:sz w:val="14"/>
+          <w:szCs w:val="14"/>
+        </w:rPr>
+        <w:t>{{ datos_inmueble }}</w:t>
+      </w:r>
+      <w:r>
+        <w:rPr>
+          <w:rFonts w:ascii="Arial" w:hAnsi="Arial" w:cs="Arial"/>
+          <w:b/>
+          <w:bCs/>
+          <w:sz w:val="14"/>
+          <w:szCs w:val="14"/>
+          <w:lang w:val="es-MX"/>
         </w:rPr>
         <w:t>,</w:t>
       </w:r>
@@ -1625,223 +2170,79 @@
           <w:sz w:val="14"/>
           <w:szCs w:val="14"/>
         </w:rPr>
+        <w:t xml:space="preserve"> con</w:t>
+      </w:r>
+      <w:r>
+        <w:rPr>
+          <w:rFonts w:ascii="Arial" w:eastAsia="Batang" w:hAnsi="Arial" w:cs="Arial"/>
+          <w:sz w:val="14"/>
+          <w:szCs w:val="14"/>
+        </w:rPr>
+        <w:t xml:space="preserve"> la superficie, medidas</w:t>
+      </w:r>
+      <w:r>
+        <w:rPr>
+          <w:rFonts w:ascii="Arial" w:eastAsia="Batang" w:hAnsi="Arial" w:cs="Arial"/>
+          <w:sz w:val="14"/>
+          <w:szCs w:val="14"/>
+        </w:rPr>
+        <w:t>,</w:t>
+      </w:r>
+      <w:r>
+        <w:rPr>
+          <w:rFonts w:ascii="Arial" w:eastAsia="Batang" w:hAnsi="Arial" w:cs="Arial"/>
+          <w:sz w:val="14"/>
+          <w:szCs w:val="14"/>
+        </w:rPr>
+        <w:t xml:space="preserve"> colindancias </w:t>
+      </w:r>
+      <w:r>
+        <w:rPr>
+          <w:rFonts w:ascii="Arial" w:eastAsia="Batang" w:hAnsi="Arial" w:cs="Arial"/>
+          <w:sz w:val="14"/>
+          <w:szCs w:val="14"/>
+        </w:rPr>
+        <w:t xml:space="preserve">e </w:t>
+      </w:r>
+      <w:r>
+        <w:rPr>
+          <w:rFonts w:ascii="Arial" w:eastAsia="Batang" w:hAnsi="Arial" w:cs="Arial"/>
+          <w:sz w:val="14"/>
+          <w:szCs w:val="14"/>
+        </w:rPr>
+        <w:t>indiviso,</w:t>
+      </w:r>
+      <w:r>
+        <w:rPr>
+          <w:rFonts w:ascii="Arial" w:eastAsia="Batang" w:hAnsi="Arial" w:cs="Arial"/>
+          <w:sz w:val="14"/>
+          <w:szCs w:val="14"/>
+        </w:rPr>
         <w:t xml:space="preserve"> </w:t>
       </w:r>
       <w:r>
         <w:rPr>
           <w:rFonts w:ascii="Arial" w:eastAsia="Batang" w:hAnsi="Arial" w:cs="Arial"/>
-          <w:bCs/>
-          <w:sz w:val="14"/>
-          <w:szCs w:val="14"/>
-        </w:rPr>
-        <w:t xml:space="preserve">el </w:t>
-      </w:r>
-      <w:r>
-        <w:rPr>
-          <w:rFonts w:ascii="Arial" w:eastAsia="Batang" w:hAnsi="Arial" w:cs="Arial"/>
-          <w:bCs/>
-          <w:sz w:val="14"/>
-          <w:szCs w:val="14"/>
-        </w:rPr>
-        <w:t>otorgamiento de crédito y constitución de garantía hipotecaria</w:t>
-      </w:r>
-      <w:r>
-        <w:rPr>
-          <w:rFonts w:ascii="Arial" w:eastAsia="Batang" w:hAnsi="Arial" w:cs="Arial"/>
-          <w:bCs/>
-          <w:sz w:val="14"/>
-          <w:szCs w:val="14"/>
-        </w:rPr>
-        <w:t>,</w:t>
-      </w:r>
-      <w:r>
-        <w:rPr>
-          <w:rFonts w:ascii="Arial" w:eastAsia="Batang" w:hAnsi="Arial" w:cs="Arial"/>
-          <w:b/>
-          <w:sz w:val="14"/>
-          <w:szCs w:val="14"/>
-        </w:rPr>
-        <w:t xml:space="preserve"> </w:t>
-      </w:r>
-      <w:r>
-        <w:rPr>
-          <w:rFonts w:ascii="Arial" w:eastAsia="Batang" w:hAnsi="Arial" w:cs="Arial"/>
-          <w:sz w:val="14"/>
-          <w:szCs w:val="14"/>
-        </w:rPr>
-        <w:t>por medio del cual</w:t>
-      </w:r>
-      <w:r>
-        <w:rPr>
-          <w:rFonts w:ascii="Arial" w:eastAsia="Batang" w:hAnsi="Arial" w:cs="Arial"/>
-          <w:sz w:val="14"/>
-          <w:szCs w:val="14"/>
-        </w:rPr>
-        <w:t xml:space="preserve"> el</w:t>
-      </w:r>
-      <w:r>
-        <w:rPr>
-          <w:rFonts w:ascii="Arial" w:eastAsia="Batang" w:hAnsi="Arial" w:cs="Arial"/>
-          <w:sz w:val="14"/>
-          <w:szCs w:val="14"/>
-        </w:rPr>
-        <w:t xml:space="preserve"> </w:t>
-      </w:r>
-      <w:r>
-        <w:rPr>
-          <w:rFonts w:ascii="Arial" w:eastAsia="Batang" w:hAnsi="Arial" w:cs="Arial"/>
-          <w:b/>
-          <w:sz w:val="14"/>
-          <w:szCs w:val="14"/>
-        </w:rPr>
-        <w:t xml:space="preserve">INSTITUTO DEL FONDO NACIONAL </w:t>
-      </w:r>
-      <w:r>
-        <w:rPr>
-          <w:rFonts w:ascii="Arial" w:eastAsia="Batang" w:hAnsi="Arial" w:cs="Arial"/>
-          <w:b/>
-          <w:sz w:val="14"/>
-          <w:szCs w:val="14"/>
-        </w:rPr>
-        <w:t xml:space="preserve">DE LA VIVIENDA </w:t>
-      </w:r>
-      <w:r>
-        <w:rPr>
-          <w:rFonts w:ascii="Arial" w:eastAsia="Batang" w:hAnsi="Arial" w:cs="Arial"/>
-          <w:b/>
-          <w:sz w:val="14"/>
-          <w:szCs w:val="14"/>
-        </w:rPr>
-        <w:t>PARA LOS TRABAJADORES</w:t>
-      </w:r>
-      <w:r>
-        <w:rPr>
-          <w:rFonts w:ascii="Arial" w:eastAsia="Batang" w:hAnsi="Arial" w:cs="Arial"/>
-          <w:sz w:val="14"/>
-          <w:szCs w:val="14"/>
-        </w:rPr>
-        <w:t>,</w:t>
-      </w:r>
-      <w:r>
-        <w:rPr>
-          <w:rFonts w:ascii="Arial" w:eastAsia="Batang" w:hAnsi="Arial" w:cs="Arial"/>
-          <w:b/>
-          <w:sz w:val="14"/>
-          <w:szCs w:val="14"/>
-        </w:rPr>
-        <w:t xml:space="preserve"> </w:t>
-      </w:r>
-      <w:r>
-        <w:rPr>
-          <w:rFonts w:ascii="Arial" w:eastAsia="Batang" w:hAnsi="Arial" w:cs="Arial"/>
-          <w:sz w:val="14"/>
-          <w:szCs w:val="14"/>
-        </w:rPr>
-        <w:t>otorg</w:t>
-      </w:r>
-      <w:r>
-        <w:rPr>
-          <w:rFonts w:ascii="Arial" w:eastAsia="Batang" w:hAnsi="Arial" w:cs="Arial"/>
-          <w:sz w:val="14"/>
-          <w:szCs w:val="14"/>
-        </w:rPr>
-        <w:t>ó</w:t>
-      </w:r>
-      <w:r>
-        <w:rPr>
-          <w:rFonts w:ascii="Arial" w:eastAsia="Batang" w:hAnsi="Arial" w:cs="Arial"/>
-          <w:sz w:val="14"/>
-          <w:szCs w:val="14"/>
-        </w:rPr>
-        <w:t xml:space="preserve"> </w:t>
-      </w:r>
-      <w:r>
-        <w:rPr>
-          <w:rFonts w:ascii="Arial" w:eastAsia="Batang" w:hAnsi="Arial" w:cs="Arial"/>
-          <w:sz w:val="14"/>
-          <w:szCs w:val="14"/>
-        </w:rPr>
-        <w:t>a</w:t>
-      </w:r>
-      <w:r>
-        <w:rPr>
-          <w:rFonts w:ascii="Arial" w:eastAsia="Batang" w:hAnsi="Arial" w:cs="Arial"/>
-          <w:sz w:val="14"/>
-          <w:szCs w:val="14"/>
-        </w:rPr>
-        <w:t>l</w:t>
-      </w:r>
-      <w:r>
-        <w:rPr>
-          <w:rFonts w:ascii="Arial" w:eastAsia="Batang" w:hAnsi="Arial" w:cs="Arial"/>
-          <w:sz w:val="14"/>
-          <w:szCs w:val="14"/>
-        </w:rPr>
-        <w:t xml:space="preserve"> señor</w:t>
-      </w:r>
-      <w:r>
-        <w:rPr>
-          <w:rFonts w:ascii="Arial" w:hAnsi="Arial" w:cs="Arial"/>
-          <w:b/>
-          <w:bCs/>
-          <w:sz w:val="14"/>
-          <w:szCs w:val="14"/>
-          <w:lang w:val="es-ES"/>
-        </w:rPr>
-        <w:t xml:space="preserve"> </w:t>
-      </w:r>
-      <w:r>
-        <w:rPr>
-          <w:rFonts w:ascii="Arial" w:hAnsi="Arial" w:cs="Arial"/>
-          <w:b/>
-          <w:bCs/>
-          <w:sz w:val="14"/>
-          <w:szCs w:val="14"/>
-          <w:lang w:val="es-ES"/>
-        </w:rPr>
-        <w:t>***</w:t>
-      </w:r>
-      <w:r>
-        <w:rPr>
-          <w:rFonts w:ascii="Arial" w:hAnsi="Arial" w:cs="Arial"/>
-          <w:bCs/>
-          <w:sz w:val="14"/>
-          <w:szCs w:val="14"/>
-        </w:rPr>
-        <w:t xml:space="preserve">, </w:t>
-      </w:r>
-      <w:r>
-        <w:rPr>
-          <w:rFonts w:ascii="Arial" w:eastAsia="Batang" w:hAnsi="Arial" w:cs="Arial"/>
-          <w:bCs/>
-          <w:sz w:val="14"/>
-          <w:szCs w:val="14"/>
-        </w:rPr>
-        <w:t xml:space="preserve">un crédito </w:t>
-      </w:r>
-      <w:r>
-        <w:rPr>
-          <w:rFonts w:ascii="Arial" w:eastAsia="Batang" w:hAnsi="Arial" w:cs="Arial"/>
-          <w:sz w:val="14"/>
-          <w:szCs w:val="14"/>
-        </w:rPr>
-        <w:t>hasta</w:t>
-      </w:r>
-      <w:r>
-        <w:rPr>
-          <w:rFonts w:ascii="Arial" w:eastAsia="Batang" w:hAnsi="Arial" w:cs="Arial"/>
-          <w:sz w:val="14"/>
-          <w:szCs w:val="14"/>
-        </w:rPr>
-        <w:t xml:space="preserve"> por</w:t>
-      </w:r>
-      <w:r>
-        <w:rPr>
-          <w:rFonts w:ascii="Arial" w:eastAsia="Batang" w:hAnsi="Arial" w:cs="Arial"/>
-          <w:sz w:val="14"/>
-          <w:szCs w:val="14"/>
-        </w:rPr>
-        <w:t xml:space="preserve"> </w:t>
+          <w:sz w:val="14"/>
+          <w:szCs w:val="14"/>
+        </w:rPr>
+        <w:t>que quedaron descritos en el instrumento que se relaciona, mismos datos que se tienen aquí por reproducidos como si a la letra se insertasen</w:t>
+      </w:r>
+      <w:r>
+        <w:rPr>
+          <w:rFonts w:ascii="Arial" w:eastAsia="Batang" w:hAnsi="Arial" w:cs="Arial"/>
+          <w:sz w:val="14"/>
+          <w:szCs w:val="14"/>
+        </w:rPr>
+        <w:t>.</w:t>
+      </w:r>
+      <w:r>
+        <w:rPr>
+          <w:rFonts w:ascii="Arial" w:eastAsia="Batang" w:hAnsi="Arial" w:cs="Arial"/>
+          <w:sz w:val="14"/>
+          <w:szCs w:val="14"/>
+        </w:rPr>
+        <w:tab/>
       </w:r>
     </w:p>
     <w:p>
@@ -1855,56 +2256,66 @@
         <w:spacing w:line="360" w:lineRule="auto"/>
         <w:jc w:val="both"/>
         <w:rPr>
-          <w:rFonts w:ascii="Arial" w:eastAsia="Batang" w:hAnsi="Arial" w:cs="Arial"/>
-          <w:b/>
-          <w:bCs/>
-          <w:iCs/>
+          <w:rFonts w:ascii="Arial" w:hAnsi="Arial" w:cs="Arial"/>
+          <w:sz w:val="14"/>
+          <w:szCs w:val="14"/>
+          <w:lang w:val="es-ES"/>
+        </w:rPr>
+      </w:pPr>
+      <w:r>
+        <w:rPr>
+          <w:rFonts w:ascii="Arial" w:hAnsi="Arial" w:cs="Arial"/>
           <w:sz w:val="14"/>
           <w:szCs w:val="14"/>
           <w:lang w:val="es-MX"/>
         </w:rPr>
-      </w:pPr>
-      <w:r>
-        <w:rPr>
-          <w:rFonts w:ascii="Arial" w:eastAsia="Batang" w:hAnsi="Arial" w:cs="Arial"/>
-          <w:sz w:val="14"/>
-          <w:szCs w:val="14"/>
-        </w:rPr>
-        <w:t>veces el salario mínimo mensual vigente en ese entonces en el Distrito Federal</w:t>
-      </w:r>
-      <w:r>
-        <w:rPr>
-          <w:rFonts w:ascii="Arial" w:eastAsia="Batang" w:hAnsi="Arial" w:cs="Arial"/>
-          <w:b/>
-          <w:bCs/>
-          <w:iCs/>
-          <w:sz w:val="14"/>
-          <w:szCs w:val="14"/>
-          <w:lang w:val="es-MX"/>
-        </w:rPr>
-        <w:t xml:space="preserve">, </w:t>
-      </w:r>
-      <w:r>
-        <w:rPr>
-          <w:rFonts w:ascii="Arial" w:eastAsia="Batang" w:hAnsi="Arial" w:cs="Arial"/>
-          <w:iCs/>
-          <w:sz w:val="14"/>
-          <w:szCs w:val="14"/>
-          <w:lang w:val="es-MX"/>
-        </w:rPr>
-        <w:t xml:space="preserve">equivalente a esa fecha a la cantidad de </w:t>
-      </w:r>
-      <w:r>
-        <w:rPr>
-          <w:rFonts w:ascii="Arial" w:eastAsia="Batang" w:hAnsi="Arial" w:cs="Arial"/>
-          <w:b/>
-          <w:bCs/>
-          <w:iCs/>
-          <w:sz w:val="14"/>
-          <w:szCs w:val="14"/>
-          <w:lang w:val="es-MX"/>
-        </w:rPr>
-        <w:t>$            M.N. (</w:t>
+        <w:t xml:space="preserve">-------- </w:t>
+      </w:r>
+      <w:r>
+        <w:rPr>
+          <w:rFonts w:ascii="Arial" w:hAnsi="Arial" w:cs="Arial"/>
+          <w:b/>
+          <w:sz w:val="14"/>
+          <w:szCs w:val="14"/>
+          <w:lang w:val="es-ES"/>
+        </w:rPr>
+        <w:t>DATOS DE REGISTRO</w:t>
+      </w:r>
+      <w:r>
+        <w:rPr>
+          <w:rFonts w:ascii="Arial" w:hAnsi="Arial" w:cs="Arial"/>
+          <w:sz w:val="14"/>
+          <w:szCs w:val="14"/>
+          <w:lang w:val="es-ES"/>
+        </w:rPr>
+        <w:t xml:space="preserve">.- El instrumento antes relacionado se encuentra inscrito en el Instituto de la Función Registral del Estado de México, en la Oficina Registral </w:t>
+      </w:r>
+      <w:r>
+        <w:rPr>
+          <w:rFonts w:ascii="Arial" w:hAnsi="Arial" w:cs="Arial"/>
+          <w:sz w:val="14"/>
+          <w:szCs w:val="14"/>
+          <w:lang w:val="es-ES"/>
+        </w:rPr>
+        <w:t xml:space="preserve">de </w:t>
+      </w:r>
+      <w:r>
+        <w:rPr>
+          <w:rFonts w:ascii="Arial" w:hAnsi="Arial" w:cs="Arial"/>
+          <w:sz w:val="14"/>
+          <w:szCs w:val="14"/>
+          <w:lang w:val="es-ES"/>
+        </w:rPr>
+        <w:t>{{ oficina_registral }}</w:t>
+      </w:r>
+      <w:r>
+        <w:rPr>
+          <w:rFonts w:ascii="Arial" w:hAnsi="Arial" w:cs="Arial"/>
+          <w:sz w:val="14"/>
+          <w:szCs w:val="14"/>
+          <w:lang w:val="es-ES"/>
+        </w:rPr>
+        <w:t xml:space="preserve">, en el libro primero, sección primera, volumen número   y bajo la partida número      , en el libro segundo, sección primera, volumen número  </w:t>
       </w:r>
     </w:p>
     <w:p>
@@ -1918,70 +2329,20 @@
         <w:spacing w:line="360" w:lineRule="auto"/>
         <w:jc w:val="both"/>
         <w:rPr>
-          <w:rFonts w:ascii="Arial" w:eastAsia="Batang" w:hAnsi="Arial" w:cs="Arial"/>
-          <w:sz w:val="14"/>
-          <w:szCs w:val="14"/>
-        </w:rPr>
-      </w:pPr>
-      <w:r>
-        <w:rPr>
-          <w:rFonts w:ascii="Arial" w:eastAsia="Batang" w:hAnsi="Arial" w:cs="Arial"/>
-          <w:b/>
-          <w:bCs/>
-          <w:iCs/>
-          <w:sz w:val="14"/>
-          <w:szCs w:val="14"/>
-          <w:lang w:val="es-MX"/>
-        </w:rPr>
-        <w:t>, MONEDA NACIONAL)</w:t>
-      </w:r>
-      <w:r>
-        <w:rPr>
-          <w:rFonts w:ascii="Arial" w:eastAsia="Batang" w:hAnsi="Arial" w:cs="Arial"/>
-          <w:b/>
-          <w:bCs/>
-          <w:iCs/>
-          <w:sz w:val="14"/>
-          <w:szCs w:val="14"/>
-          <w:lang w:val="es-MX"/>
-        </w:rPr>
-        <w:t>,</w:t>
-      </w:r>
-      <w:r>
-        <w:rPr>
-          <w:rFonts w:ascii="Arial" w:eastAsia="Batang" w:hAnsi="Arial" w:cs="Arial"/>
-          <w:b/>
-          <w:bCs/>
-          <w:iCs/>
-          <w:sz w:val="14"/>
-          <w:szCs w:val="14"/>
-          <w:lang w:val="es-MX"/>
-        </w:rPr>
-        <w:t xml:space="preserve"> </w:t>
-      </w:r>
-      <w:r>
-        <w:rPr>
-          <w:rFonts w:ascii="Arial" w:eastAsia="Batang" w:hAnsi="Arial" w:cs="Arial"/>
-          <w:sz w:val="14"/>
-          <w:szCs w:val="14"/>
-        </w:rPr>
-        <w:t>con los intereses y demás accesorios legales ahí precisados</w:t>
-      </w:r>
-      <w:r>
-        <w:rPr>
-          <w:rFonts w:ascii="Arial" w:eastAsia="Batang" w:hAnsi="Arial" w:cs="Arial"/>
-          <w:sz w:val="14"/>
-          <w:szCs w:val="14"/>
-        </w:rPr>
-        <w:t>.</w:t>
-      </w:r>
-      <w:r>
-        <w:rPr>
-          <w:rFonts w:ascii="Arial" w:eastAsia="Batang" w:hAnsi="Arial" w:cs="Arial"/>
-          <w:sz w:val="14"/>
-          <w:szCs w:val="14"/>
-        </w:rPr>
-        <w:tab/>
+          <w:rFonts w:ascii="Arial" w:hAnsi="Arial" w:cs="Arial"/>
+          <w:sz w:val="14"/>
+          <w:szCs w:val="14"/>
+          <w:lang w:val="es-ES"/>
+        </w:rPr>
+      </w:pPr>
+      <w:r>
+        <w:rPr>
+          <w:rFonts w:ascii="Arial" w:hAnsi="Arial" w:cs="Arial"/>
+          <w:sz w:val="14"/>
+          <w:szCs w:val="14"/>
+          <w:lang w:val="es-ES"/>
+        </w:rPr>
+        <w:t>y bajo la partida número</w:t>
       </w:r>
     </w:p>
     <w:p>
@@ -1995,65 +2356,6 @@
         <w:spacing w:line="360" w:lineRule="auto"/>
         <w:jc w:val="both"/>
         <w:rPr>
-          <w:rFonts w:ascii="Arial" w:eastAsia="Batang" w:hAnsi="Arial" w:cs="Arial"/>
-          <w:sz w:val="14"/>
-          <w:szCs w:val="14"/>
-        </w:rPr>
-      </w:pPr>
-      <w:r>
-        <w:rPr>
-          <w:rFonts w:ascii="Arial" w:hAnsi="Arial" w:cs="Arial"/>
-          <w:sz w:val="14"/>
-          <w:szCs w:val="14"/>
-          <w:lang w:val="es-MX"/>
-        </w:rPr>
-        <w:t xml:space="preserve">-------- </w:t>
-      </w:r>
-      <w:r>
-        <w:rPr>
-          <w:rFonts w:ascii="Arial" w:eastAsia="Batang" w:hAnsi="Arial" w:cs="Arial"/>
-          <w:sz w:val="14"/>
-          <w:szCs w:val="14"/>
-        </w:rPr>
-        <w:t>P</w:t>
-      </w:r>
-      <w:r>
-        <w:rPr>
-          <w:rFonts w:ascii="Arial" w:eastAsia="Batang" w:hAnsi="Arial" w:cs="Arial"/>
-          <w:sz w:val="14"/>
-          <w:szCs w:val="14"/>
-        </w:rPr>
-        <w:t xml:space="preserve">ara garantizar el puntual y preferente pago del adeudo, </w:t>
-      </w:r>
-      <w:r>
-        <w:rPr>
-          <w:rFonts w:ascii="Arial" w:hAnsi="Arial" w:cs="Arial"/>
-          <w:bCs/>
-          <w:sz w:val="14"/>
-          <w:szCs w:val="14"/>
-        </w:rPr>
-        <w:t>“</w:t>
-      </w:r>
-      <w:r>
-        <w:rPr>
-          <w:rFonts w:ascii="Arial" w:hAnsi="Arial" w:cs="Arial"/>
-          <w:b/>
-          <w:sz w:val="14"/>
-          <w:szCs w:val="14"/>
-        </w:rPr>
-        <w:t>EL ACREDITADO</w:t>
-      </w:r>
-      <w:r>
-        <w:rPr>
-          <w:rFonts w:ascii="Arial" w:hAnsi="Arial" w:cs="Arial"/>
-          <w:bCs/>
-          <w:sz w:val="14"/>
-          <w:szCs w:val="14"/>
-        </w:rPr>
-        <w:t>”</w:t>
-      </w:r>
-      <w:r>
-        <w:rPr>
           <w:rFonts w:ascii="Arial" w:hAnsi="Arial" w:cs="Arial"/>
           <w:b/>
           <w:bCs/>
@@ -2061,127 +2363,57 @@
           <w:szCs w:val="14"/>
           <w:lang w:val="es-ES"/>
         </w:rPr>
-        <w:t>,</w:t>
-      </w:r>
-      <w:r>
-        <w:rPr>
-          <w:rFonts w:ascii="Arial" w:eastAsia="Batang" w:hAnsi="Arial" w:cs="Arial"/>
-          <w:b/>
-          <w:sz w:val="14"/>
-          <w:szCs w:val="14"/>
-        </w:rPr>
-        <w:t xml:space="preserve"> </w:t>
-      </w:r>
-      <w:r>
-        <w:rPr>
-          <w:rFonts w:ascii="Arial" w:eastAsia="Batang" w:hAnsi="Arial" w:cs="Arial"/>
-          <w:sz w:val="14"/>
-          <w:szCs w:val="14"/>
-        </w:rPr>
-        <w:t>constituy</w:t>
-      </w:r>
-      <w:r>
-        <w:rPr>
-          <w:rFonts w:ascii="Arial" w:eastAsia="Batang" w:hAnsi="Arial" w:cs="Arial"/>
-          <w:sz w:val="14"/>
-          <w:szCs w:val="14"/>
-        </w:rPr>
-        <w:t>ó</w:t>
-      </w:r>
-      <w:r>
-        <w:rPr>
-          <w:rFonts w:ascii="Arial" w:eastAsia="Batang" w:hAnsi="Arial" w:cs="Arial"/>
-          <w:sz w:val="14"/>
-          <w:szCs w:val="14"/>
-        </w:rPr>
-        <w:t xml:space="preserve"> </w:t>
-      </w:r>
-      <w:r>
-        <w:rPr>
-          <w:rFonts w:ascii="Arial" w:eastAsia="Batang" w:hAnsi="Arial" w:cs="Arial"/>
-          <w:sz w:val="14"/>
-          <w:szCs w:val="14"/>
-        </w:rPr>
-        <w:t>hipoteca en primer</w:t>
-      </w:r>
-      <w:r>
-        <w:rPr>
-          <w:rFonts w:ascii="Arial" w:eastAsia="Batang" w:hAnsi="Arial" w:cs="Arial"/>
-          <w:sz w:val="14"/>
-          <w:szCs w:val="14"/>
-        </w:rPr>
-        <w:t xml:space="preserve"> lugar y </w:t>
-      </w:r>
-      <w:r>
-        <w:rPr>
-          <w:rFonts w:ascii="Arial" w:eastAsia="Batang" w:hAnsi="Arial" w:cs="Arial"/>
-          <w:sz w:val="14"/>
-          <w:szCs w:val="14"/>
-        </w:rPr>
-        <w:t xml:space="preserve">grado, </w:t>
-      </w:r>
-      <w:r>
-        <w:rPr>
-          <w:rFonts w:ascii="Arial" w:eastAsia="Batang" w:hAnsi="Arial" w:cs="Arial"/>
-          <w:sz w:val="14"/>
-          <w:szCs w:val="14"/>
-        </w:rPr>
-        <w:t>a</w:t>
-      </w:r>
-      <w:r>
-        <w:rPr>
-          <w:rFonts w:ascii="Arial" w:eastAsia="Batang" w:hAnsi="Arial" w:cs="Arial"/>
-          <w:sz w:val="14"/>
-          <w:szCs w:val="14"/>
-        </w:rPr>
-        <w:t xml:space="preserve"> favor del </w:t>
-      </w:r>
-      <w:r>
-        <w:rPr>
-          <w:rFonts w:ascii="Arial" w:eastAsia="Batang" w:hAnsi="Arial" w:cs="Arial"/>
-          <w:b/>
-          <w:sz w:val="14"/>
-          <w:szCs w:val="14"/>
-        </w:rPr>
-        <w:t>INSTITUTO DEL FONDO NACIONAL DE LA VIVIENDA PARA LOS TRABAJADORES</w:t>
-      </w:r>
-      <w:r>
-        <w:rPr>
-          <w:rFonts w:ascii="Arial" w:eastAsia="Batang" w:hAnsi="Arial" w:cs="Arial"/>
-          <w:bCs/>
-          <w:sz w:val="14"/>
-          <w:szCs w:val="14"/>
-        </w:rPr>
-        <w:t>,</w:t>
-      </w:r>
-      <w:r>
-        <w:rPr>
-          <w:rFonts w:ascii="Arial" w:eastAsia="Batang" w:hAnsi="Arial" w:cs="Arial"/>
-          <w:sz w:val="14"/>
-          <w:szCs w:val="14"/>
-        </w:rPr>
-        <w:t xml:space="preserve"> </w:t>
-      </w:r>
-      <w:r>
-        <w:rPr>
-          <w:rFonts w:ascii="Arial" w:eastAsia="Batang" w:hAnsi="Arial" w:cs="Arial"/>
-          <w:sz w:val="14"/>
-          <w:szCs w:val="14"/>
-        </w:rPr>
-        <w:t>sobre</w:t>
-      </w:r>
-      <w:r>
-        <w:rPr>
-          <w:rFonts w:ascii="Arial" w:eastAsia="Batang" w:hAnsi="Arial" w:cs="Arial"/>
-          <w:sz w:val="14"/>
-          <w:szCs w:val="14"/>
-        </w:rPr>
-        <w:t xml:space="preserve"> </w:t>
+      </w:pPr>
+      <w:r>
+        <w:rPr>
+          <w:rFonts w:ascii="Arial" w:hAnsi="Arial" w:cs="Arial"/>
+          <w:sz w:val="14"/>
+          <w:szCs w:val="14"/>
+          <w:lang w:val="es-ES"/>
+        </w:rPr>
+        <w:t xml:space="preserve">, el día                </w:t>
+      </w:r>
+      <w:r>
+        <w:rPr>
+          <w:rFonts w:ascii="Arial" w:hAnsi="Arial" w:cs="Arial"/>
+          <w:sz w:val="14"/>
+          <w:szCs w:val="14"/>
+          <w:lang w:val="es-ES"/>
+        </w:rPr>
+        <w:t xml:space="preserve">, </w:t>
+      </w:r>
+      <w:r>
+        <w:rPr>
+          <w:rFonts w:ascii="Arial" w:hAnsi="Arial" w:cs="Arial"/>
+          <w:sz w:val="14"/>
+          <w:szCs w:val="14"/>
+          <w:lang w:val="es-ES"/>
+        </w:rPr>
+        <w:t xml:space="preserve">actualmente en el Folio Real Electrónico número </w:t>
+      </w:r>
+      <w:r>
+        <w:rPr>
+          <w:rFonts w:ascii="Arial" w:hAnsi="Arial" w:cs="Arial"/>
+          <w:b/>
+          <w:bCs/>
+          <w:sz w:val="14"/>
+          <w:szCs w:val="14"/>
+          <w:lang w:val="es-ES"/>
+        </w:rPr>
+        <w:t>{{ folio_real }}</w:t>
+      </w:r>
+      <w:r>
+        <w:rPr>
+          <w:rFonts w:ascii="Arial" w:hAnsi="Arial" w:cs="Arial"/>
+          <w:sz w:val="14"/>
+          <w:szCs w:val="14"/>
+          <w:lang w:val="es-ES"/>
+        </w:rPr>
+        <w:tab/>
       </w:r>
     </w:p>
     <w:p>
       <w:pPr>
-        <w:pStyle w:val="Sinespaciado"/>
         <w:tabs>
           <w:tab w:val="left" w:leader="hyphen" w:pos="709"/>
           <w:tab w:val="right" w:leader="hyphen" w:pos="9072"/>
@@ -2195,85 +2427,116 @@
           <w:szCs w:val="14"/>
         </w:rPr>
       </w:pPr>
-    </w:p>
-    <w:p>
-      <w:pPr>
-        <w:pStyle w:val="Sinespaciado"/>
-        <w:tabs>
-          <w:tab w:val="left" w:leader="hyphen" w:pos="709"/>
-          <w:tab w:val="right" w:leader="hyphen" w:pos="9072"/>
-          <w:tab w:val="right" w:leader="hyphen" w:pos="9129"/>
-        </w:tabs>
-        <w:spacing w:line="360" w:lineRule="auto"/>
-        <w:jc w:val="both"/>
-        <w:rPr>
-          <w:rFonts w:ascii="Arial" w:eastAsia="Batang" w:hAnsi="Arial" w:cs="Arial"/>
-          <w:sz w:val="14"/>
-          <w:szCs w:val="14"/>
-        </w:rPr>
-      </w:pPr>
-      <w:r>
-        <w:rPr>
-          <w:rFonts w:ascii="Arial" w:hAnsi="Arial" w:cs="Arial"/>
-          <w:b/>
-          <w:bCs/>
+      <w:r>
+        <w:rPr>
+          <w:rFonts w:ascii="Arial" w:hAnsi="Arial" w:cs="Arial"/>
           <w:sz w:val="14"/>
           <w:szCs w:val="14"/>
           <w:lang w:val="es-MX"/>
         </w:rPr>
+        <w:t xml:space="preserve">-------- </w:t>
+      </w:r>
+      <w:r>
+        <w:rPr>
+          <w:rFonts w:ascii="Arial" w:hAnsi="Arial" w:cs="Arial"/>
+          <w:b/>
+          <w:sz w:val="14"/>
+          <w:szCs w:val="14"/>
+        </w:rPr>
+        <w:t xml:space="preserve">II.- CARTA DE INSTRUCCIÓN DE CANCELACIÓN DE HIPOTECA.- </w:t>
+      </w:r>
+      <w:r>
+        <w:rPr>
+          <w:rFonts w:ascii="Arial" w:hAnsi="Arial" w:cs="Arial"/>
+          <w:sz w:val="14"/>
+          <w:szCs w:val="14"/>
+        </w:rPr>
+        <w:t>Con fecha</w:t>
+      </w:r>
+      <w:r>
+        <w:rPr>
+          <w:rFonts w:ascii="Arial" w:hAnsi="Arial" w:cs="Arial"/>
+          <w:sz w:val="14"/>
+          <w:szCs w:val="14"/>
+        </w:rPr>
+        <w:t xml:space="preserve"> </w:t>
+      </w:r>
+      <w:r>
+        <w:rPr>
+          <w:rFonts w:ascii="Arial" w:hAnsi="Arial" w:cs="Arial"/>
+          <w:sz w:val="14"/>
+          <w:szCs w:val="14"/>
+        </w:rPr>
+        <w:t>{{ fecha_expedicion }}</w:t>
+      </w:r>
+      <w:r>
+        <w:rPr>
+          <w:rFonts w:ascii="Arial" w:hAnsi="Arial" w:cs="Arial"/>
+          <w:sz w:val="14"/>
+          <w:szCs w:val="14"/>
+        </w:rPr>
+        <w:t xml:space="preserve">, el </w:t>
+      </w:r>
+      <w:r>
+        <w:rPr>
+          <w:rFonts w:ascii="Arial" w:hAnsi="Arial" w:cs="Arial"/>
+          <w:b/>
+          <w:sz w:val="14"/>
+          <w:szCs w:val="14"/>
+        </w:rPr>
+        <w:t xml:space="preserve">INSTITUTO DEL FONDO NACIONAL DE LA VIVIENDA PARA LOS TRABAJADORES, </w:t>
+      </w:r>
+      <w:r>
+        <w:rPr>
+          <w:rFonts w:ascii="Arial" w:hAnsi="Arial" w:cs="Arial"/>
+          <w:sz w:val="14"/>
+          <w:szCs w:val="14"/>
+        </w:rPr>
+        <w:t>giró carta</w:t>
+      </w:r>
+      <w:r>
+        <w:rPr>
+          <w:rFonts w:ascii="Arial" w:hAnsi="Arial" w:cs="Arial"/>
+          <w:sz w:val="14"/>
+          <w:szCs w:val="14"/>
+        </w:rPr>
+        <w:t xml:space="preserve"> de instrucción de cancelación de hipoteca con</w:t>
+      </w:r>
+      <w:r>
+        <w:rPr>
+          <w:rFonts w:ascii="Arial" w:hAnsi="Arial" w:cs="Arial"/>
+          <w:sz w:val="14"/>
+          <w:szCs w:val="14"/>
+        </w:rPr>
+        <w:t xml:space="preserve"> número</w:t>
+      </w:r>
+      <w:r>
+        <w:rPr>
+          <w:rFonts w:ascii="Arial" w:hAnsi="Arial" w:cs="Arial"/>
+          <w:sz w:val="14"/>
+          <w:szCs w:val="14"/>
+        </w:rPr>
+        <w:t xml:space="preserve"> </w:t>
+      </w:r>
+      <w:r>
+        <w:rPr>
+          <w:rFonts w:ascii="Arial" w:hAnsi="Arial" w:cs="Arial"/>
+          <w:sz w:val="14"/>
+          <w:szCs w:val="14"/>
+        </w:rPr>
+        <w:t>{{ numero_carta }}</w:t>
+      </w:r>
+      <w:r>
+        <w:rPr>
+          <w:rFonts w:ascii="Arial" w:hAnsi="Arial" w:cs="Arial"/>
+          <w:sz w:val="14"/>
+          <w:szCs w:val="14"/>
+        </w:rPr>
         <w:t>,</w:t>
       </w:r>
       <w:r>
         <w:rPr>
-          <w:rFonts w:ascii="Arial" w:eastAsia="Batang" w:hAnsi="Arial" w:cs="Arial"/>
-          <w:sz w:val="14"/>
-          <w:szCs w:val="14"/>
-        </w:rPr>
-        <w:t xml:space="preserve"> con</w:t>
-      </w:r>
-      <w:r>
-        <w:rPr>
-          <w:rFonts w:ascii="Arial" w:eastAsia="Batang" w:hAnsi="Arial" w:cs="Arial"/>
-          <w:sz w:val="14"/>
-          <w:szCs w:val="14"/>
-        </w:rPr>
-        <w:t xml:space="preserve"> la superficie, medidas</w:t>
-      </w:r>
-      <w:r>
-        <w:rPr>
-          <w:rFonts w:ascii="Arial" w:eastAsia="Batang" w:hAnsi="Arial" w:cs="Arial"/>
-          <w:sz w:val="14"/>
-          <w:szCs w:val="14"/>
-        </w:rPr>
-        <w:t>,</w:t>
-      </w:r>
-      <w:r>
-        <w:rPr>
-          <w:rFonts w:ascii="Arial" w:eastAsia="Batang" w:hAnsi="Arial" w:cs="Arial"/>
-          <w:sz w:val="14"/>
-          <w:szCs w:val="14"/>
-        </w:rPr>
-        <w:t xml:space="preserve"> colindancias </w:t>
-      </w:r>
-      <w:r>
-        <w:rPr>
-          <w:rFonts w:ascii="Arial" w:eastAsia="Batang" w:hAnsi="Arial" w:cs="Arial"/>
-          <w:sz w:val="14"/>
-          <w:szCs w:val="14"/>
-        </w:rPr>
-        <w:t xml:space="preserve">e </w:t>
-      </w:r>
-      <w:r>
-        <w:rPr>
-          <w:rFonts w:ascii="Arial" w:eastAsia="Batang" w:hAnsi="Arial" w:cs="Arial"/>
-          <w:sz w:val="14"/>
-          <w:szCs w:val="14"/>
-        </w:rPr>
-        <w:t>indiviso,</w:t>
-      </w:r>
-      <w:r>
-        <w:rPr>
-          <w:rFonts w:ascii="Arial" w:eastAsia="Batang" w:hAnsi="Arial" w:cs="Arial"/>
+          <w:rFonts w:ascii="Arial" w:hAnsi="Arial" w:cs="Arial"/>
           <w:sz w:val="14"/>
           <w:szCs w:val="14"/>
         </w:rPr>
@@ -2281,145 +2544,94 @@
       </w:r>
       <w:r>
         <w:rPr>
-          <w:rFonts w:ascii="Arial" w:eastAsia="Batang" w:hAnsi="Arial" w:cs="Arial"/>
-          <w:sz w:val="14"/>
-          <w:szCs w:val="14"/>
-        </w:rPr>
-        <w:t>que quedaron descritos en el instrumento que se relaciona, mismos datos que se tienen aquí por reproducidos como si a la letra se insertasen</w:t>
-      </w:r>
-      <w:r>
-        <w:rPr>
-          <w:rFonts w:ascii="Arial" w:eastAsia="Batang" w:hAnsi="Arial" w:cs="Arial"/>
-          <w:sz w:val="14"/>
-          <w:szCs w:val="14"/>
-        </w:rPr>
-        <w:t>.</w:t>
-      </w:r>
-      <w:r>
-        <w:rPr>
-          <w:rFonts w:ascii="Arial" w:eastAsia="Batang" w:hAnsi="Arial" w:cs="Arial"/>
-          <w:sz w:val="14"/>
-          <w:szCs w:val="14"/>
-        </w:rPr>
-        <w:tab/>
-      </w:r>
-    </w:p>
-    <w:p>
-      <w:pPr>
-        <w:pStyle w:val="Sinespaciado"/>
-        <w:tabs>
-          <w:tab w:val="left" w:leader="hyphen" w:pos="709"/>
-          <w:tab w:val="right" w:leader="hyphen" w:pos="9072"/>
-          <w:tab w:val="right" w:leader="hyphen" w:pos="9129"/>
-        </w:tabs>
-        <w:spacing w:line="360" w:lineRule="auto"/>
-        <w:jc w:val="both"/>
-        <w:rPr>
-          <w:rFonts w:ascii="Arial" w:hAnsi="Arial" w:cs="Arial"/>
-          <w:sz w:val="14"/>
-          <w:szCs w:val="14"/>
-          <w:lang w:val="es-ES"/>
-        </w:rPr>
-      </w:pPr>
-      <w:r>
-        <w:rPr>
-          <w:rFonts w:ascii="Arial" w:hAnsi="Arial" w:cs="Arial"/>
-          <w:sz w:val="14"/>
-          <w:szCs w:val="14"/>
-          <w:lang w:val="es-MX"/>
-        </w:rPr>
-        <w:t xml:space="preserve">-------- </w:t>
-      </w:r>
-      <w:r>
-        <w:rPr>
-          <w:rFonts w:ascii="Arial" w:hAnsi="Arial" w:cs="Arial"/>
-          <w:b/>
-          <w:sz w:val="14"/>
-          <w:szCs w:val="14"/>
-          <w:lang w:val="es-ES"/>
-        </w:rPr>
-        <w:t>DATOS DE REGISTRO</w:t>
-      </w:r>
-      <w:r>
-        <w:rPr>
-          <w:rFonts w:ascii="Arial" w:hAnsi="Arial" w:cs="Arial"/>
-          <w:sz w:val="14"/>
-          <w:szCs w:val="14"/>
-          <w:lang w:val="es-ES"/>
-        </w:rPr>
-        <w:t xml:space="preserve">.- El instrumento antes relacionado se encuentra inscrito en el Instituto de la Función Registral del Estado de México, en la Oficina Registral </w:t>
-      </w:r>
-      <w:r>
-        <w:rPr>
-          <w:rFonts w:ascii="Arial" w:hAnsi="Arial" w:cs="Arial"/>
-          <w:sz w:val="14"/>
-          <w:szCs w:val="14"/>
-          <w:lang w:val="es-ES"/>
-        </w:rPr>
-        <w:t xml:space="preserve">de                         , en el libro primero, sección primera, volumen número   y bajo la partida número      , en el libro segundo, sección primera, volumen número  </w:t>
-      </w:r>
-    </w:p>
-    <w:p>
-      <w:pPr>
-        <w:pStyle w:val="Sinespaciado"/>
-        <w:tabs>
-          <w:tab w:val="left" w:leader="hyphen" w:pos="709"/>
-          <w:tab w:val="right" w:leader="hyphen" w:pos="9072"/>
-          <w:tab w:val="right" w:leader="hyphen" w:pos="9129"/>
-        </w:tabs>
-        <w:spacing w:line="360" w:lineRule="auto"/>
-        <w:jc w:val="both"/>
-        <w:rPr>
-          <w:rFonts w:ascii="Arial" w:hAnsi="Arial" w:cs="Arial"/>
-          <w:sz w:val="14"/>
-          <w:szCs w:val="14"/>
-          <w:lang w:val="es-ES"/>
-        </w:rPr>
-      </w:pPr>
-      <w:r>
-        <w:rPr>
-          <w:rFonts w:ascii="Arial" w:hAnsi="Arial" w:cs="Arial"/>
-          <w:sz w:val="14"/>
-          <w:szCs w:val="14"/>
-          <w:lang w:val="es-ES"/>
-        </w:rPr>
-        <w:t>y bajo la partida número</w:t>
-      </w:r>
-    </w:p>
-    <w:p>
-      <w:pPr>
-        <w:pStyle w:val="Sinespaciado"/>
-        <w:tabs>
-          <w:tab w:val="left" w:leader="hyphen" w:pos="709"/>
-          <w:tab w:val="right" w:leader="hyphen" w:pos="9072"/>
-          <w:tab w:val="right" w:leader="hyphen" w:pos="9129"/>
-        </w:tabs>
-        <w:spacing w:line="360" w:lineRule="auto"/>
-        <w:jc w:val="both"/>
-        <w:rPr>
-          <w:rFonts w:ascii="Arial" w:hAnsi="Arial" w:cs="Arial"/>
-          <w:b/>
-          <w:bCs/>
-          <w:sz w:val="14"/>
-          <w:szCs w:val="14"/>
-          <w:lang w:val="es-ES"/>
-        </w:rPr>
-      </w:pPr>
-      <w:r>
-        <w:rPr>
-          <w:rFonts w:ascii="Arial" w:hAnsi="Arial" w:cs="Arial"/>
-          <w:sz w:val="14"/>
-          <w:szCs w:val="14"/>
-          <w:lang w:val="es-ES"/>
-        </w:rPr>
-        <w:t xml:space="preserve">, el día                </w:t>
-      </w:r>
-      <w:r>
-        <w:rPr>
-          <w:rFonts w:ascii="Arial" w:hAnsi="Arial" w:cs="Arial"/>
-          <w:sz w:val="14"/>
-          <w:szCs w:val="14"/>
-          <w:lang w:val="es-ES"/>
+          <w:rFonts w:ascii="Arial" w:hAnsi="Arial" w:cs="Arial"/>
+          <w:sz w:val="14"/>
+          <w:szCs w:val="14"/>
+        </w:rPr>
+        <w:t xml:space="preserve">al suscrito Notario para la realización del </w:t>
+      </w:r>
+      <w:r>
+        <w:rPr>
+          <w:rFonts w:ascii="Arial" w:hAnsi="Arial" w:cs="Arial"/>
+          <w:sz w:val="14"/>
+          <w:szCs w:val="14"/>
+        </w:rPr>
+        <w:t xml:space="preserve">presente </w:t>
+      </w:r>
+      <w:r>
+        <w:rPr>
+          <w:rFonts w:ascii="Arial" w:hAnsi="Arial" w:cs="Arial"/>
+          <w:sz w:val="14"/>
+          <w:szCs w:val="14"/>
+        </w:rPr>
+        <w:t xml:space="preserve">instrumento </w:t>
+      </w:r>
+      <w:r>
+        <w:rPr>
+          <w:rFonts w:ascii="Arial" w:hAnsi="Arial" w:cs="Arial"/>
+          <w:sz w:val="14"/>
+          <w:szCs w:val="14"/>
+        </w:rPr>
+        <w:t>en donde se men</w:t>
+      </w:r>
+      <w:r>
+        <w:rPr>
+          <w:rFonts w:ascii="Arial" w:hAnsi="Arial" w:cs="Arial"/>
+          <w:sz w:val="14"/>
+          <w:szCs w:val="14"/>
+        </w:rPr>
+        <w:t>ciona que el crédito relacionado</w:t>
+      </w:r>
+      <w:r>
+        <w:rPr>
+          <w:rFonts w:ascii="Arial" w:hAnsi="Arial" w:cs="Arial"/>
+          <w:sz w:val="14"/>
+          <w:szCs w:val="14"/>
+        </w:rPr>
+        <w:t xml:space="preserve"> </w:t>
+      </w:r>
+      <w:r>
+        <w:rPr>
+          <w:rFonts w:ascii="Arial" w:hAnsi="Arial" w:cs="Arial"/>
+          <w:bCs/>
+          <w:sz w:val="14"/>
+          <w:szCs w:val="14"/>
+        </w:rPr>
+        <w:t xml:space="preserve">en el </w:t>
+      </w:r>
+      <w:r>
+        <w:rPr>
+          <w:rFonts w:ascii="Arial" w:hAnsi="Arial" w:cs="Arial"/>
+          <w:bCs/>
+          <w:sz w:val="14"/>
+          <w:szCs w:val="14"/>
+        </w:rPr>
+        <w:t>antecedente uno romano</w:t>
+      </w:r>
+      <w:r>
+        <w:rPr>
+          <w:rFonts w:ascii="Arial" w:hAnsi="Arial" w:cs="Arial"/>
+          <w:b/>
+          <w:bCs/>
+          <w:sz w:val="14"/>
+          <w:szCs w:val="14"/>
+        </w:rPr>
+        <w:t xml:space="preserve"> </w:t>
+      </w:r>
+      <w:r>
+        <w:rPr>
+          <w:rFonts w:ascii="Arial" w:hAnsi="Arial" w:cs="Arial"/>
+          <w:bCs/>
+          <w:sz w:val="14"/>
+          <w:szCs w:val="14"/>
+        </w:rPr>
+        <w:t>de este instrumento</w:t>
+      </w:r>
+      <w:r>
+        <w:rPr>
+          <w:rFonts w:ascii="Arial" w:hAnsi="Arial" w:cs="Arial"/>
+          <w:sz w:val="14"/>
+          <w:szCs w:val="14"/>
         </w:rPr>
         <w:t xml:space="preserve">, </w:t>
       </w:r>
@@ -2428,356 +2640,6 @@
           <w:rFonts w:ascii="Arial" w:hAnsi="Arial" w:cs="Arial"/>
           <w:sz w:val="14"/>
           <w:szCs w:val="14"/>
-          <w:lang w:val="es-ES"/>
-        </w:rPr>
-        <w:t xml:space="preserve">actualmente en el Folio Real Electrónico número </w:t>
-      </w:r>
-      <w:r>
-        <w:rPr>
-          <w:rFonts w:ascii="Arial" w:hAnsi="Arial" w:cs="Arial"/>
-          <w:b/>
-          <w:bCs/>
-          <w:sz w:val="14"/>
-          <w:szCs w:val="14"/>
-          <w:lang w:val="es-ES"/>
-        </w:rPr>
-        <w:t xml:space="preserve">“000                     ” (cero </w:t>
-      </w:r>
-      <w:proofErr w:type="spellStart"/>
-      <w:r>
-        <w:rPr>
-          <w:rFonts w:ascii="Arial" w:hAnsi="Arial" w:cs="Arial"/>
-          <w:b/>
-          <w:bCs/>
-          <w:sz w:val="14"/>
-          <w:szCs w:val="14"/>
-          <w:lang w:val="es-ES"/>
-        </w:rPr>
-        <w:t>cero</w:t>
-      </w:r>
-      <w:proofErr w:type="spellEnd"/>
-      <w:r>
-        <w:rPr>
-          <w:rFonts w:ascii="Arial" w:hAnsi="Arial" w:cs="Arial"/>
-          <w:b/>
-          <w:bCs/>
-          <w:sz w:val="14"/>
-          <w:szCs w:val="14"/>
-          <w:lang w:val="es-ES"/>
-        </w:rPr>
-        <w:t xml:space="preserve"> </w:t>
-      </w:r>
-      <w:proofErr w:type="spellStart"/>
-      <w:r>
-        <w:rPr>
-          <w:rFonts w:ascii="Arial" w:hAnsi="Arial" w:cs="Arial"/>
-          <w:b/>
-          <w:bCs/>
-          <w:sz w:val="14"/>
-          <w:szCs w:val="14"/>
-          <w:lang w:val="es-ES"/>
-        </w:rPr>
-        <w:t>cero</w:t>
-      </w:r>
-      <w:proofErr w:type="spellEnd"/>
-      <w:r>
-        <w:rPr>
-          <w:rFonts w:ascii="Arial" w:hAnsi="Arial" w:cs="Arial"/>
-          <w:b/>
-          <w:bCs/>
-          <w:sz w:val="14"/>
-          <w:szCs w:val="14"/>
-          <w:lang w:val="es-ES"/>
-        </w:rPr>
-        <w:t xml:space="preserve">                     )</w:t>
-      </w:r>
-      <w:r>
-        <w:rPr>
-          <w:rFonts w:ascii="Arial" w:hAnsi="Arial" w:cs="Arial"/>
-          <w:sz w:val="14"/>
-          <w:szCs w:val="14"/>
-          <w:lang w:val="es-ES"/>
-        </w:rPr>
-        <w:t>.</w:t>
-      </w:r>
-      <w:r>
-        <w:rPr>
-          <w:rFonts w:ascii="Arial" w:hAnsi="Arial" w:cs="Arial"/>
-          <w:sz w:val="14"/>
-          <w:szCs w:val="14"/>
-          <w:lang w:val="es-ES"/>
-        </w:rPr>
-        <w:tab/>
-      </w:r>
-    </w:p>
-    <w:p>
-      <w:pPr>
-        <w:tabs>
-          <w:tab w:val="left" w:leader="hyphen" w:pos="709"/>
-          <w:tab w:val="right" w:leader="hyphen" w:pos="9072"/>
-          <w:tab w:val="right" w:leader="hyphen" w:pos="9129"/>
-        </w:tabs>
-        <w:spacing w:line="360" w:lineRule="auto"/>
-        <w:jc w:val="both"/>
-        <w:rPr>
-          <w:rFonts w:ascii="Arial" w:eastAsia="Batang" w:hAnsi="Arial" w:cs="Arial"/>
-          <w:sz w:val="14"/>
-          <w:szCs w:val="14"/>
-        </w:rPr>
-      </w:pPr>
-      <w:r>
-        <w:rPr>
-          <w:rFonts w:ascii="Arial" w:hAnsi="Arial" w:cs="Arial"/>
-          <w:sz w:val="14"/>
-          <w:szCs w:val="14"/>
-          <w:lang w:val="es-MX"/>
-        </w:rPr>
-        <w:t xml:space="preserve">-------- </w:t>
-      </w:r>
-      <w:r>
-        <w:rPr>
-          <w:rFonts w:ascii="Arial" w:hAnsi="Arial" w:cs="Arial"/>
-          <w:b/>
-          <w:sz w:val="14"/>
-          <w:szCs w:val="14"/>
-        </w:rPr>
-        <w:t xml:space="preserve">II.- CARTA DE INSTRUCCIÓN DE CANCELACIÓN DE HIPOTECA.- </w:t>
-      </w:r>
-      <w:r>
-        <w:rPr>
-          <w:rFonts w:ascii="Arial" w:hAnsi="Arial" w:cs="Arial"/>
-          <w:sz w:val="14"/>
-          <w:szCs w:val="14"/>
-        </w:rPr>
-        <w:t>Con fecha</w:t>
-      </w:r>
-      <w:r>
-        <w:rPr>
-          <w:rFonts w:ascii="Arial" w:hAnsi="Arial" w:cs="Arial"/>
-          <w:sz w:val="14"/>
-          <w:szCs w:val="14"/>
-        </w:rPr>
-        <w:t xml:space="preserve">         </w:t>
-      </w:r>
-      <w:r>
-        <w:rPr>
-          <w:rFonts w:ascii="Arial" w:hAnsi="Arial" w:cs="Arial"/>
-          <w:sz w:val="14"/>
-          <w:szCs w:val="14"/>
-        </w:rPr>
-        <w:t xml:space="preserve">            </w:t>
-      </w:r>
-      <w:r>
-        <w:rPr>
-          <w:rFonts w:ascii="Arial" w:hAnsi="Arial" w:cs="Arial"/>
-          <w:sz w:val="14"/>
-          <w:szCs w:val="14"/>
-        </w:rPr>
-        <w:t xml:space="preserve"> </w:t>
-      </w:r>
-      <w:r>
-        <w:rPr>
-          <w:rFonts w:ascii="Arial" w:hAnsi="Arial" w:cs="Arial"/>
-          <w:sz w:val="14"/>
-          <w:szCs w:val="14"/>
-        </w:rPr>
-        <w:t xml:space="preserve">          </w:t>
-      </w:r>
-      <w:r>
-        <w:rPr>
-          <w:rFonts w:ascii="Arial" w:hAnsi="Arial" w:cs="Arial"/>
-          <w:sz w:val="14"/>
-          <w:szCs w:val="14"/>
-        </w:rPr>
-        <w:t xml:space="preserve">, el </w:t>
-      </w:r>
-      <w:r>
-        <w:rPr>
-          <w:rFonts w:ascii="Arial" w:hAnsi="Arial" w:cs="Arial"/>
-          <w:b/>
-          <w:sz w:val="14"/>
-          <w:szCs w:val="14"/>
-        </w:rPr>
-        <w:t xml:space="preserve">INSTITUTO DEL FONDO NACIONAL DE LA VIVIENDA PARA LOS TRABAJADORES, </w:t>
-      </w:r>
-      <w:r>
-        <w:rPr>
-          <w:rFonts w:ascii="Arial" w:hAnsi="Arial" w:cs="Arial"/>
-          <w:sz w:val="14"/>
-          <w:szCs w:val="14"/>
-        </w:rPr>
-        <w:t>giró carta</w:t>
-      </w:r>
-      <w:r>
-        <w:rPr>
-          <w:rFonts w:ascii="Arial" w:hAnsi="Arial" w:cs="Arial"/>
-          <w:sz w:val="14"/>
-          <w:szCs w:val="14"/>
-        </w:rPr>
-        <w:t xml:space="preserve"> de instrucción de cancelación de hipoteca con</w:t>
-      </w:r>
-      <w:r>
-        <w:rPr>
-          <w:rFonts w:ascii="Arial" w:hAnsi="Arial" w:cs="Arial"/>
-          <w:sz w:val="14"/>
-          <w:szCs w:val="14"/>
-        </w:rPr>
-        <w:t xml:space="preserve"> número</w:t>
-      </w:r>
-      <w:r>
-        <w:rPr>
-          <w:rFonts w:ascii="Arial" w:hAnsi="Arial" w:cs="Arial"/>
-          <w:sz w:val="14"/>
-          <w:szCs w:val="14"/>
-        </w:rPr>
-        <w:t xml:space="preserve"> </w:t>
-      </w:r>
-      <w:r>
-        <w:rPr>
-          <w:rFonts w:ascii="Arial" w:hAnsi="Arial" w:cs="Arial"/>
-          <w:sz w:val="14"/>
-          <w:szCs w:val="14"/>
-        </w:rPr>
-        <w:t>“</w:t>
-      </w:r>
-      <w:r>
-        <w:rPr>
-          <w:rFonts w:ascii="Arial" w:hAnsi="Arial" w:cs="Arial"/>
-          <w:sz w:val="14"/>
-          <w:szCs w:val="14"/>
-        </w:rPr>
-        <w:t xml:space="preserve">   </w:t>
-      </w:r>
-      <w:r>
-        <w:rPr>
-          <w:rFonts w:ascii="Arial" w:hAnsi="Arial" w:cs="Arial"/>
-          <w:sz w:val="14"/>
-          <w:szCs w:val="14"/>
-        </w:rPr>
-        <w:t xml:space="preserve">          ”</w:t>
-      </w:r>
-      <w:r>
-        <w:rPr>
-          <w:rFonts w:ascii="Arial" w:hAnsi="Arial" w:cs="Arial"/>
-          <w:sz w:val="14"/>
-          <w:szCs w:val="14"/>
-        </w:rPr>
-        <w:t xml:space="preserve"> (       )</w:t>
-      </w:r>
-      <w:r>
-        <w:rPr>
-          <w:rFonts w:ascii="Arial" w:hAnsi="Arial" w:cs="Arial"/>
-          <w:sz w:val="14"/>
-          <w:szCs w:val="14"/>
-        </w:rPr>
-        <w:t>,</w:t>
-      </w:r>
-      <w:r>
-        <w:rPr>
-          <w:rFonts w:ascii="Arial" w:hAnsi="Arial" w:cs="Arial"/>
-          <w:sz w:val="14"/>
-          <w:szCs w:val="14"/>
-        </w:rPr>
-        <w:t xml:space="preserve"> </w:t>
-      </w:r>
-      <w:r>
-        <w:rPr>
-          <w:rFonts w:ascii="Arial" w:hAnsi="Arial" w:cs="Arial"/>
-          <w:sz w:val="14"/>
-          <w:szCs w:val="14"/>
-        </w:rPr>
-        <w:t xml:space="preserve">al suscrito Notario para la realización del </w:t>
-      </w:r>
-      <w:r>
-        <w:rPr>
-          <w:rFonts w:ascii="Arial" w:hAnsi="Arial" w:cs="Arial"/>
-          <w:sz w:val="14"/>
-          <w:szCs w:val="14"/>
-        </w:rPr>
-        <w:t xml:space="preserve">presente </w:t>
-      </w:r>
-      <w:r>
-        <w:rPr>
-          <w:rFonts w:ascii="Arial" w:hAnsi="Arial" w:cs="Arial"/>
-          <w:sz w:val="14"/>
-          <w:szCs w:val="14"/>
-        </w:rPr>
-        <w:t xml:space="preserve">instrumento </w:t>
-      </w:r>
-      <w:r>
-        <w:rPr>
-          <w:rFonts w:ascii="Arial" w:hAnsi="Arial" w:cs="Arial"/>
-          <w:sz w:val="14"/>
-          <w:szCs w:val="14"/>
-        </w:rPr>
-        <w:t>en donde se men</w:t>
-      </w:r>
-      <w:r>
-        <w:rPr>
-          <w:rFonts w:ascii="Arial" w:hAnsi="Arial" w:cs="Arial"/>
-          <w:sz w:val="14"/>
-          <w:szCs w:val="14"/>
-        </w:rPr>
-        <w:t>ciona que el crédito relacionado</w:t>
-      </w:r>
-      <w:r>
-        <w:rPr>
-          <w:rFonts w:ascii="Arial" w:hAnsi="Arial" w:cs="Arial"/>
-          <w:sz w:val="14"/>
-          <w:szCs w:val="14"/>
-        </w:rPr>
-        <w:t xml:space="preserve"> </w:t>
-      </w:r>
-      <w:r>
-        <w:rPr>
-          <w:rFonts w:ascii="Arial" w:hAnsi="Arial" w:cs="Arial"/>
-          <w:bCs/>
-          <w:sz w:val="14"/>
-          <w:szCs w:val="14"/>
-        </w:rPr>
-        <w:t xml:space="preserve">en el </w:t>
-      </w:r>
-      <w:r>
-        <w:rPr>
-          <w:rFonts w:ascii="Arial" w:hAnsi="Arial" w:cs="Arial"/>
-          <w:bCs/>
-          <w:sz w:val="14"/>
-          <w:szCs w:val="14"/>
-        </w:rPr>
-        <w:t>antecedente uno romano</w:t>
-      </w:r>
-      <w:r>
-        <w:rPr>
-          <w:rFonts w:ascii="Arial" w:hAnsi="Arial" w:cs="Arial"/>
-          <w:b/>
-          <w:bCs/>
-          <w:sz w:val="14"/>
-          <w:szCs w:val="14"/>
-        </w:rPr>
-        <w:t xml:space="preserve"> </w:t>
-      </w:r>
-      <w:r>
-        <w:rPr>
-          <w:rFonts w:ascii="Arial" w:hAnsi="Arial" w:cs="Arial"/>
-          <w:bCs/>
-          <w:sz w:val="14"/>
-          <w:szCs w:val="14"/>
-        </w:rPr>
-        <w:t>de este instrumento</w:t>
-      </w:r>
-      <w:r>
-        <w:rPr>
-          <w:rFonts w:ascii="Arial" w:hAnsi="Arial" w:cs="Arial"/>
-          <w:sz w:val="14"/>
-          <w:szCs w:val="14"/>
-        </w:rPr>
-        <w:t xml:space="preserve">, </w:t>
-      </w:r>
-      <w:r>
-        <w:rPr>
-          <w:rFonts w:ascii="Arial" w:hAnsi="Arial" w:cs="Arial"/>
-          <w:sz w:val="14"/>
-          <w:szCs w:val="14"/>
         </w:rPr>
         <w:t xml:space="preserve">no presenta saldo </w:t>
       </w:r>
@@ -2827,15 +2689,15 @@
           <w:sz w:val="14"/>
           <w:szCs w:val="14"/>
         </w:rPr>
-        <w:t xml:space="preserve">día              </w:t>
-      </w:r>
-      <w:r>
-        <w:rPr>
-          <w:rFonts w:ascii="Arial" w:hAnsi="Arial" w:cs="Arial"/>
-          <w:sz w:val="14"/>
-          <w:szCs w:val="14"/>
-        </w:rPr>
-        <w:t xml:space="preserve">  </w:t>
+        <w:t xml:space="preserve">día </w:t>
+      </w:r>
+      <w:r>
+        <w:rPr>
+          <w:rFonts w:ascii="Arial" w:hAnsi="Arial" w:cs="Arial"/>
+          <w:sz w:val="14"/>
+          <w:szCs w:val="14"/>
+        </w:rPr>
+        <w:t>{{ fecha_liquidacion }}</w:t>
       </w:r>
       <w:r>
         <w:rPr>
@@ -3415,49 +3277,7 @@
           <w:sz w:val="14"/>
           <w:szCs w:val="14"/>
         </w:rPr>
-        <w:t>“</w:t>
-      </w:r>
-      <w:r>
-        <w:rPr>
-          <w:rFonts w:ascii="Arial" w:hAnsi="Arial" w:cs="Arial"/>
-          <w:bCs/>
-          <w:sz w:val="14"/>
-          <w:szCs w:val="14"/>
-        </w:rPr>
-        <w:t xml:space="preserve">      </w:t>
-      </w:r>
-      <w:r>
-        <w:rPr>
-          <w:rFonts w:ascii="Arial" w:hAnsi="Arial" w:cs="Arial"/>
-          <w:bCs/>
-          <w:sz w:val="14"/>
-          <w:szCs w:val="14"/>
-        </w:rPr>
-        <w:t>”</w:t>
-      </w:r>
-      <w:r>
-        <w:rPr>
-          <w:rFonts w:ascii="Arial" w:hAnsi="Arial" w:cs="Arial"/>
-          <w:sz w:val="14"/>
-          <w:szCs w:val="14"/>
-        </w:rPr>
-        <w:t xml:space="preserve"> (</w:t>
-      </w:r>
-      <w:r>
-        <w:rPr>
-          <w:rFonts w:ascii="Arial" w:hAnsi="Arial" w:cs="Arial"/>
-          <w:sz w:val="14"/>
-          <w:szCs w:val="14"/>
-        </w:rPr>
-        <w:t xml:space="preserve">     </w:t>
-      </w:r>
-      <w:r>
-        <w:rPr>
-          <w:rFonts w:ascii="Arial" w:hAnsi="Arial" w:cs="Arial"/>
-          <w:sz w:val="14"/>
-          <w:szCs w:val="14"/>
-        </w:rPr>
-        <w:t>)</w:t>
+        <w:t>{{ numero_credito }}</w:t>
       </w:r>
       <w:r>
         <w:rPr>
@@ -4246,43 +4066,7 @@
           <w:sz w:val="14"/>
           <w:szCs w:val="14"/>
         </w:rPr>
-        <w:t xml:space="preserve"> hija de padres mexicanos, originaria de </w:t>
-      </w:r>
-      <w:proofErr w:type="spellStart"/>
-      <w:r>
-        <w:rPr>
-          <w:rFonts w:ascii="Arial" w:hAnsi="Arial" w:cs="Arial"/>
-          <w:sz w:val="14"/>
-          <w:szCs w:val="14"/>
-        </w:rPr>
-        <w:t>Ahuazotepec</w:t>
-      </w:r>
-      <w:proofErr w:type="spellEnd"/>
-      <w:r>
-        <w:rPr>
-          <w:rFonts w:ascii="Arial" w:hAnsi="Arial" w:cs="Arial"/>
-          <w:sz w:val="14"/>
-          <w:szCs w:val="14"/>
-        </w:rPr>
-        <w:t xml:space="preserve">, Estado de Puebla, donde nació el día veintiuno del mes de marzo del año mil novecientos setenta y tres, soltera, Maestra en Derecho, con domicilio en Avenida Barranca del Muerto número doscientos ochenta, colonia Guadalupe Inn, Alcaldía Álvaro Obregón, Ciudad de México, código postal cero mil veinte; con Clave Única de Registro de Población: “HECB730321MPLRRN05” (HECB siete tres cero tres dos uno MPLRRN cero cinco) y Registro Federal de Contribuyentes: “HECB7303211C4” (HECB siete tres cero tres dos uno </w:t>
-      </w:r>
-      <w:proofErr w:type="spellStart"/>
-      <w:r>
-        <w:rPr>
-          <w:rFonts w:ascii="Arial" w:hAnsi="Arial" w:cs="Arial"/>
-          <w:sz w:val="14"/>
-          <w:szCs w:val="14"/>
-        </w:rPr>
-        <w:t>uno</w:t>
-      </w:r>
-      <w:proofErr w:type="spellEnd"/>
-      <w:r>
-        <w:rPr>
-          <w:rFonts w:ascii="Arial" w:hAnsi="Arial" w:cs="Arial"/>
-          <w:sz w:val="14"/>
-          <w:szCs w:val="14"/>
-        </w:rPr>
-        <w:t xml:space="preserve"> C cuatro).</w:t>
+        <w:t xml:space="preserve"> hija de padres mexicanos, originaria de Ahuazotepec, Estado de Puebla, donde nació el día veintiuno del mes de marzo del año mil novecientos setenta y tres, soltera, Maestra en Derecho, con domicilio en Avenida Barranca del Muerto número doscientos ochenta, colonia Guadalupe Inn, Alcaldía Álvaro Obregón, Ciudad de México, código postal cero mil veinte; con Clave Única de Registro de Población: “HECB730321MPLRRN05” (HECB siete tres cero tres dos uno MPLRRN cero cinco) y Registro Federal de Contribuyentes: “HECB7303211C4” (HECB siete tres cero tres dos uno uno C cuatro).</w:t>
       </w:r>
       <w:r>
         <w:rPr>
@@ -4317,7 +4101,6 @@
           <w:szCs w:val="14"/>
           <w:lang w:val="es-MX"/>
         </w:rPr>
-        <w:lastRenderedPageBreak/>
         <w:t xml:space="preserve">-------- </w:t>
       </w:r>
       <w:r>
@@ -4360,6 +4143,7 @@
           <w:szCs w:val="14"/>
           <w:lang w:val="es-MX"/>
         </w:rPr>
+        <w:lastRenderedPageBreak/>
         <w:t xml:space="preserve">-------- </w:t>
       </w:r>
       <w:r>
@@ -5561,7 +5345,7 @@
           <w:szCs w:val="14"/>
           <w:u w:val="single"/>
         </w:rPr>
-        <w:t>***</w:t>
+        <w:t>{{ nombre_acreditado }}</w:t>
       </w:r>
       <w:r>
         <w:rPr>
@@ -7595,8 +7379,52 @@
     <w:lsdException w:name="Subtitle" w:qFormat="1"/>
     <w:lsdException w:name="Strong" w:qFormat="1"/>
     <w:lsdException w:name="Emphasis" w:qFormat="1"/>
+    <w:lsdException w:name="Normal Table" w:semiHidden="1" w:unhideWhenUsed="1"/>
     <w:lsdException w:name="No List" w:uiPriority="99"/>
+    <w:lsdException w:name="Table Simple 1" w:semiHidden="1" w:unhideWhenUsed="1"/>
+    <w:lsdException w:name="Table Simple 2" w:semiHidden="1" w:unhideWhenUsed="1"/>
+    <w:lsdException w:name="Table Simple 3" w:semiHidden="1" w:unhideWhenUsed="1"/>
+    <w:lsdException w:name="Table Classic 1" w:semiHidden="1" w:unhideWhenUsed="1"/>
+    <w:lsdException w:name="Table Classic 2" w:semiHidden="1" w:unhideWhenUsed="1"/>
+    <w:lsdException w:name="Table Classic 3" w:semiHidden="1" w:unhideWhenUsed="1"/>
+    <w:lsdException w:name="Table Classic 4" w:semiHidden="1" w:unhideWhenUsed="1"/>
+    <w:lsdException w:name="Table Colorful 1" w:semiHidden="1" w:unhideWhenUsed="1"/>
+    <w:lsdException w:name="Table Colorful 2" w:semiHidden="1" w:unhideWhenUsed="1"/>
+    <w:lsdException w:name="Table Colorful 3" w:semiHidden="1" w:unhideWhenUsed="1"/>
+    <w:lsdException w:name="Table Columns 1" w:semiHidden="1" w:unhideWhenUsed="1"/>
+    <w:lsdException w:name="Table Columns 2" w:semiHidden="1" w:unhideWhenUsed="1"/>
+    <w:lsdException w:name="Table Columns 3" w:semiHidden="1" w:unhideWhenUsed="1"/>
+    <w:lsdException w:name="Table Columns 4" w:semiHidden="1" w:unhideWhenUsed="1"/>
+    <w:lsdException w:name="Table Columns 5" w:semiHidden="1" w:unhideWhenUsed="1"/>
+    <w:lsdException w:name="Table Grid 1" w:semiHidden="1" w:unhideWhenUsed="1"/>
+    <w:lsdException w:name="Table Grid 2" w:semiHidden="1" w:unhideWhenUsed="1"/>
+    <w:lsdException w:name="Table Grid 3" w:semiHidden="1" w:unhideWhenUsed="1"/>
+    <w:lsdException w:name="Table Grid 4" w:semiHidden="1" w:unhideWhenUsed="1"/>
+    <w:lsdException w:name="Table Grid 5" w:semiHidden="1" w:unhideWhenUsed="1"/>
+    <w:lsdException w:name="Table Grid 6" w:semiHidden="1" w:unhideWhenUsed="1"/>
+    <w:lsdException w:name="Table Grid 7" w:semiHidden="1" w:unhideWhenUsed="1"/>
+    <w:lsdException w:name="Table Grid 8" w:semiHidden="1" w:unhideWhenUsed="1"/>
+    <w:lsdException w:name="Table List 1" w:semiHidden="1" w:unhideWhenUsed="1"/>
+    <w:lsdException w:name="Table List 2" w:semiHidden="1" w:unhideWhenUsed="1"/>
+    <w:lsdException w:name="Table List 3" w:semiHidden="1" w:unhideWhenUsed="1"/>
+    <w:lsdException w:name="Table List 4" w:semiHidden="1" w:unhideWhenUsed="1"/>
+    <w:lsdException w:name="Table List 5" w:semiHidden="1" w:unhideWhenUsed="1"/>
+    <w:lsdException w:name="Table List 6" w:semiHidden="1" w:unhideWhenUsed="1"/>
+    <w:lsdException w:name="Table List 7" w:semiHidden="1" w:unhideWhenUsed="1"/>
+    <w:lsdException w:name="Table List 8" w:semiHidden="1" w:unhideWhenUsed="1"/>
+    <w:lsdException w:name="Table 3D effects 1" w:semiHidden="1" w:unhideWhenUsed="1"/>
+    <w:lsdException w:name="Table 3D effects 2" w:semiHidden="1" w:unhideWhenUsed="1"/>
+    <w:lsdException w:name="Table 3D effects 3" w:semiHidden="1" w:unhideWhenUsed="1"/>
+    <w:lsdException w:name="Table Contemporary" w:semiHidden="1" w:unhideWhenUsed="1"/>
+    <w:lsdException w:name="Table Elegant" w:semiHidden="1" w:unhideWhenUsed="1"/>
+    <w:lsdException w:name="Table Professional" w:semiHidden="1" w:unhideWhenUsed="1"/>
+    <w:lsdException w:name="Table Subtle 1" w:semiHidden="1" w:unhideWhenUsed="1"/>
+    <w:lsdException w:name="Table Subtle 2" w:semiHidden="1" w:unhideWhenUsed="1"/>
+    <w:lsdException w:name="Table Web 1" w:semiHidden="1" w:unhideWhenUsed="1"/>
+    <w:lsdException w:name="Table Web 2" w:semiHidden="1" w:unhideWhenUsed="1"/>
+    <w:lsdException w:name="Table Web 3" w:semiHidden="1" w:unhideWhenUsed="1"/>
     <w:lsdException w:name="Balloon Text" w:uiPriority="99"/>
+    <w:lsdException w:name="Table Theme" w:semiHidden="1" w:unhideWhenUsed="1"/>
     <w:lsdException w:name="Placeholder Text" w:semiHidden="1" w:uiPriority="99"/>
     <w:lsdException w:name="No Spacing" w:uiPriority="1" w:qFormat="1"/>
     <w:lsdException w:name="Light Shading" w:uiPriority="60"/>
@@ -7886,11 +7714,15 @@
   </w:style>
   <w:style w:type="character" w:default="1" w:styleId="Fuentedeprrafopredeter">
     <w:name w:val="Default Paragraph Font"/>
+    <w:uiPriority w:val="1"/>
     <w:semiHidden/>
+    <w:unhideWhenUsed/>
   </w:style>
   <w:style w:type="table" w:default="1" w:styleId="Tablanormal">
     <w:name w:val="Normal Table"/>
+    <w:uiPriority w:val="99"/>
     <w:semiHidden/>
+    <w:unhideWhenUsed/>
     <w:tblPr>
       <w:tblInd w:w="0" w:type="dxa"/>
       <w:tblCellMar>
@@ -7905,6 +7737,7 @@
     <w:name w:val="No List"/>
     <w:uiPriority w:val="99"/>
     <w:semiHidden/>
+    <w:unhideWhenUsed/>
   </w:style>
   <w:style w:type="paragraph" w:styleId="Textoindependiente3">
     <w:name w:val="Body Text 3"/>
@@ -7922,8 +7755,8 @@
       <w:sz w:val="40"/>
     </w:rPr>
   </w:style>
-  <w:style w:type="paragraph" w:customStyle="1" w:styleId="Heading3">
-    <w:name w:val="Heading 3"/>
+  <w:style w:type="paragraph" w:customStyle="1" w:styleId="Ttulo31">
+    <w:name w:val="Título 31"/>
     <w:basedOn w:val="Normal"/>
     <w:rsid w:val="00BE25B6"/>
     <w:pPr>
@@ -7937,8 +7770,8 @@
       <w:sz w:val="24"/>
     </w:rPr>
   </w:style>
-  <w:style w:type="paragraph" w:customStyle="1" w:styleId="Heading4">
-    <w:name w:val="Heading 4"/>
+  <w:style w:type="paragraph" w:customStyle="1" w:styleId="Ttulo41">
+    <w:name w:val="Título 41"/>
     <w:basedOn w:val="Normal"/>
     <w:rsid w:val="00BE25B6"/>
     <w:pPr>
@@ -7968,8 +7801,8 @@
       <w:u w:val="single"/>
     </w:rPr>
   </w:style>
-  <w:style w:type="paragraph" w:customStyle="1" w:styleId="Heading2">
-    <w:name w:val="Heading 2"/>
+  <w:style w:type="paragraph" w:customStyle="1" w:styleId="Ttulo21">
+    <w:name w:val="Título 21"/>
     <w:basedOn w:val="Normal"/>
     <w:rsid w:val="00BE25B6"/>
     <w:pPr>
@@ -7994,8 +7827,8 @@
       <w:spacing w:after="120" w:line="480" w:lineRule="auto"/>
     </w:pPr>
   </w:style>
-  <w:style w:type="paragraph" w:customStyle="1" w:styleId="Heading1">
-    <w:name w:val="Heading 1"/>
+  <w:style w:type="paragraph" w:customStyle="1" w:styleId="Ttulo11">
+    <w:name w:val="Título 11"/>
     <w:basedOn w:val="Normal"/>
     <w:rsid w:val="00BE25B6"/>
     <w:pPr>
@@ -8009,8 +7842,8 @@
       <w:lang w:val="es-MX"/>
     </w:rPr>
   </w:style>
-  <w:style w:type="paragraph" w:customStyle="1" w:styleId="BodyText2">
-    <w:name w:val="Body Text 2"/>
+  <w:style w:type="paragraph" w:customStyle="1" w:styleId="Textoindependiente21">
+    <w:name w:val="Texto independiente 21"/>
     <w:basedOn w:val="Normal"/>
     <w:rsid w:val="00BE25B6"/>
     <w:pPr>
@@ -8026,8 +7859,8 @@
       <w:sz w:val="24"/>
     </w:rPr>
   </w:style>
-  <w:style w:type="paragraph" w:customStyle="1" w:styleId="BodyText3">
-    <w:name w:val="Body Text 3"/>
+  <w:style w:type="paragraph" w:customStyle="1" w:styleId="Textoindependiente31">
+    <w:name w:val="Texto independiente 31"/>
     <w:basedOn w:val="Normal"/>
     <w:rsid w:val="00BE25B6"/>
     <w:pPr>

--- a/backend/templates/EDOMEX_AP_H_SOLTERO.docx
+++ b/backend/templates/EDOMEX_AP_H_SOLTERO.docx
@@ -1572,7 +1572,7 @@
           <w:szCs w:val="14"/>
           <w:lang w:val="es-ES"/>
         </w:rPr>
-        <w:t xml:space="preserve">la fe del Licenciado </w:t>
+        <w:t xml:space="preserve">la fe </w:t>
       </w:r>
       <w:bookmarkEnd w:id="4"/>
       <w:bookmarkEnd w:id="5"/>
